--- a/LabWorks_2026/Лабораторная работа №15.docx
+++ b/LabWorks_2026/Лабораторная работа №15.docx
@@ -121,6 +121,93 @@
       </w:r>
     </w:p>
     <w:p>
+      <w:r>
+        <w:t>Для всех заданий выполнить трассировку рекурсии, т.е. расписать выполнение по шагам</w:t>
+      </w:r>
+      <w:r>
+        <w:t>, например для рекурсивной реализации факториала трассировка может выглядеть так:</w:t>
+      </w:r>
+    </w:p>
+    <w:p>
+      <w:pPr>
+        <w:rPr>
+          <w:lang w:val="en-US"/>
+        </w:rPr>
+      </w:pPr>
+      <w:r>
+        <w:rPr>
+          <w:lang w:val="en-US"/>
+        </w:rPr>
+        <w:t>F(5)</w:t>
+      </w:r>
+    </w:p>
+    <w:p>
+      <w:pPr>
+        <w:rPr>
+          <w:lang w:val="en-US"/>
+        </w:rPr>
+      </w:pPr>
+      <w:r>
+        <w:rPr>
+          <w:lang w:val="en-US"/>
+        </w:rPr>
+        <w:t>5 * F(4)</w:t>
+      </w:r>
+    </w:p>
+    <w:p>
+      <w:pPr>
+        <w:rPr>
+          <w:lang w:val="en-US"/>
+        </w:rPr>
+      </w:pPr>
+      <w:r>
+        <w:rPr>
+          <w:lang w:val="en-US"/>
+        </w:rPr>
+        <w:t>5 * 4 * F(3)</w:t>
+      </w:r>
+    </w:p>
+    <w:p>
+      <w:pPr>
+        <w:rPr>
+          <w:lang w:val="en-US"/>
+        </w:rPr>
+      </w:pPr>
+      <w:r>
+        <w:rPr>
+          <w:lang w:val="en-US"/>
+        </w:rPr>
+        <w:t>5 * 4 * 3 * F(2)</w:t>
+      </w:r>
+    </w:p>
+    <w:p>
+      <w:pPr>
+        <w:rPr>
+          <w:lang w:val="en-US"/>
+        </w:rPr>
+      </w:pPr>
+      <w:r>
+        <w:rPr>
+          <w:lang w:val="en-US"/>
+        </w:rPr>
+        <w:t>5 * 4 * 3 * 2 * F(1)</w:t>
+      </w:r>
+    </w:p>
+    <w:p>
+      <w:pPr>
+        <w:rPr>
+          <w:lang w:val="en-US"/>
+        </w:rPr>
+      </w:pPr>
+      <w:r>
+        <w:rPr>
+          <w:lang w:val="en-US"/>
+        </w:rPr>
+        <w:t>5 * 4 * 3 * 2 * 1 = 120</w:t>
+      </w:r>
+    </w:p>
+    <w:p/>
+    <w:p>
       <w:pPr>
         <w:pStyle w:val="2"/>
       </w:pPr>
@@ -139,6 +226,98 @@
       <w:r>
         <w:t>вычисляет сумму всех натуральных чисел от 1 до N включительно</w:t>
       </w:r>
+    </w:p>
+    <w:tbl>
+      <w:tblPr>
+        <w:tblStyle w:val="af0"/>
+        <w:tblW w:w="0" w:type="auto"/>
+        <w:tblLook w:val="04A0" w:firstRow="1" w:lastRow="0" w:firstColumn="1" w:lastColumn="0" w:noHBand="0" w:noVBand="1"/>
+      </w:tblPr>
+      <w:tblGrid>
+        <w:gridCol w:w="4672"/>
+        <w:gridCol w:w="4673"/>
+      </w:tblGrid>
+      <w:tr>
+        <w:tc>
+          <w:tcPr>
+            <w:tcW w:w="4672" w:type="dxa"/>
+          </w:tcPr>
+          <w:p>
+            <w:pPr>
+              <w:pStyle w:val="2"/>
+              <w:numPr>
+                <w:ilvl w:val="0"/>
+                <w:numId w:val="0"/>
+              </w:numPr>
+            </w:pPr>
+            <w:r>
+              <w:t>Ввод</w:t>
+            </w:r>
+          </w:p>
+        </w:tc>
+        <w:tc>
+          <w:tcPr>
+            <w:tcW w:w="4673" w:type="dxa"/>
+          </w:tcPr>
+          <w:p>
+            <w:pPr>
+              <w:pStyle w:val="2"/>
+              <w:numPr>
+                <w:ilvl w:val="0"/>
+                <w:numId w:val="0"/>
+              </w:numPr>
+            </w:pPr>
+            <w:r>
+              <w:t>Результат</w:t>
+            </w:r>
+          </w:p>
+        </w:tc>
+      </w:tr>
+      <w:tr>
+        <w:tc>
+          <w:tcPr>
+            <w:tcW w:w="4672" w:type="dxa"/>
+          </w:tcPr>
+          <w:p>
+            <w:pPr>
+              <w:pStyle w:val="2"/>
+              <w:numPr>
+                <w:ilvl w:val="0"/>
+                <w:numId w:val="0"/>
+              </w:numPr>
+            </w:pPr>
+            <w:r>
+              <w:t>5</w:t>
+            </w:r>
+          </w:p>
+        </w:tc>
+        <w:tc>
+          <w:tcPr>
+            <w:tcW w:w="4673" w:type="dxa"/>
+          </w:tcPr>
+          <w:p>
+            <w:pPr>
+              <w:pStyle w:val="2"/>
+              <w:numPr>
+                <w:ilvl w:val="0"/>
+                <w:numId w:val="0"/>
+              </w:numPr>
+            </w:pPr>
+            <w:r>
+              <w:t>15</w:t>
+            </w:r>
+          </w:p>
+        </w:tc>
+      </w:tr>
+    </w:tbl>
+    <w:p>
+      <w:pPr>
+        <w:pStyle w:val="2"/>
+        <w:numPr>
+          <w:ilvl w:val="0"/>
+          <w:numId w:val="0"/>
+        </w:numPr>
+      </w:pPr>
     </w:p>
     <w:p>
       <w:pPr>
@@ -149,10 +328,7 @@
         </w:numPr>
       </w:pPr>
       <w:r>
-        <w:t>Написать</w:t>
-      </w:r>
-      <w:r>
-        <w:t xml:space="preserve"> </w:t>
+        <w:t xml:space="preserve">Написать </w:t>
       </w:r>
       <w:r>
         <w:t xml:space="preserve">и протестировать рекурсивный метод, который </w:t>
@@ -160,6 +336,137 @@
       <w:r>
         <w:t>вычисляет число A в степени N.</w:t>
       </w:r>
+    </w:p>
+    <w:tbl>
+      <w:tblPr>
+        <w:tblStyle w:val="af0"/>
+        <w:tblW w:w="0" w:type="auto"/>
+        <w:tblLook w:val="04A0" w:firstRow="1" w:lastRow="0" w:firstColumn="1" w:lastColumn="0" w:noHBand="0" w:noVBand="1"/>
+      </w:tblPr>
+      <w:tblGrid>
+        <w:gridCol w:w="4672"/>
+        <w:gridCol w:w="4673"/>
+      </w:tblGrid>
+      <w:tr>
+        <w:tc>
+          <w:tcPr>
+            <w:tcW w:w="4672" w:type="dxa"/>
+          </w:tcPr>
+          <w:p>
+            <w:pPr>
+              <w:pStyle w:val="2"/>
+              <w:numPr>
+                <w:ilvl w:val="0"/>
+                <w:numId w:val="0"/>
+              </w:numPr>
+            </w:pPr>
+            <w:r>
+              <w:t>Ввод</w:t>
+            </w:r>
+          </w:p>
+        </w:tc>
+        <w:tc>
+          <w:tcPr>
+            <w:tcW w:w="4673" w:type="dxa"/>
+          </w:tcPr>
+          <w:p>
+            <w:pPr>
+              <w:pStyle w:val="2"/>
+              <w:numPr>
+                <w:ilvl w:val="0"/>
+                <w:numId w:val="0"/>
+              </w:numPr>
+            </w:pPr>
+            <w:r>
+              <w:t>Результат</w:t>
+            </w:r>
+          </w:p>
+        </w:tc>
+      </w:tr>
+      <w:tr>
+        <w:tc>
+          <w:tcPr>
+            <w:tcW w:w="4672" w:type="dxa"/>
+          </w:tcPr>
+          <w:p>
+            <w:pPr>
+              <w:pStyle w:val="2"/>
+              <w:numPr>
+                <w:ilvl w:val="0"/>
+                <w:numId w:val="0"/>
+              </w:numPr>
+            </w:pPr>
+            <w:r>
+              <w:t>2 5</w:t>
+            </w:r>
+          </w:p>
+        </w:tc>
+        <w:tc>
+          <w:tcPr>
+            <w:tcW w:w="4673" w:type="dxa"/>
+          </w:tcPr>
+          <w:p>
+            <w:pPr>
+              <w:pStyle w:val="2"/>
+              <w:numPr>
+                <w:ilvl w:val="0"/>
+                <w:numId w:val="0"/>
+              </w:numPr>
+            </w:pPr>
+            <w:r>
+              <w:t>32</w:t>
+            </w:r>
+          </w:p>
+        </w:tc>
+      </w:tr>
+      <w:tr>
+        <w:tc>
+          <w:tcPr>
+            <w:tcW w:w="4672" w:type="dxa"/>
+          </w:tcPr>
+          <w:p>
+            <w:pPr>
+              <w:pStyle w:val="2"/>
+              <w:numPr>
+                <w:ilvl w:val="0"/>
+                <w:numId w:val="0"/>
+              </w:numPr>
+            </w:pPr>
+            <w:r>
+              <w:t xml:space="preserve">2 </w:t>
+            </w:r>
+            <w:r>
+              <w:t>-2</w:t>
+            </w:r>
+          </w:p>
+        </w:tc>
+        <w:tc>
+          <w:tcPr>
+            <w:tcW w:w="4673" w:type="dxa"/>
+          </w:tcPr>
+          <w:p>
+            <w:pPr>
+              <w:pStyle w:val="2"/>
+              <w:numPr>
+                <w:ilvl w:val="0"/>
+                <w:numId w:val="0"/>
+              </w:numPr>
+            </w:pPr>
+            <w:r>
+              <w:t>0,25</w:t>
+            </w:r>
+          </w:p>
+        </w:tc>
+      </w:tr>
+    </w:tbl>
+    <w:p>
+      <w:pPr>
+        <w:pStyle w:val="2"/>
+        <w:numPr>
+          <w:ilvl w:val="0"/>
+          <w:numId w:val="0"/>
+        </w:numPr>
+      </w:pPr>
     </w:p>
     <w:p>
       <w:pPr>
@@ -170,17 +477,103 @@
         </w:numPr>
       </w:pPr>
       <w:r>
-        <w:t xml:space="preserve">Написать и протестировать рекурсивный метод, который </w:t>
-      </w:r>
-      <w:r>
-        <w:t>вы</w:t>
-      </w:r>
-      <w:r>
-        <w:t>числяет сумму цифр заданного неотрицательного целого числа.</w:t>
-      </w:r>
-      <w:r>
-        <w:t xml:space="preserve"> </w:t>
-      </w:r>
+        <w:t>Написать и протестировать рекурсивный метод, который вы</w:t>
+      </w:r>
+      <w:r>
+        <w:t xml:space="preserve">числяет сумму цифр заданного неотрицательного целого числа. </w:t>
+      </w:r>
+    </w:p>
+    <w:tbl>
+      <w:tblPr>
+        <w:tblStyle w:val="af0"/>
+        <w:tblW w:w="0" w:type="auto"/>
+        <w:tblLook w:val="04A0" w:firstRow="1" w:lastRow="0" w:firstColumn="1" w:lastColumn="0" w:noHBand="0" w:noVBand="1"/>
+      </w:tblPr>
+      <w:tblGrid>
+        <w:gridCol w:w="4672"/>
+        <w:gridCol w:w="4673"/>
+      </w:tblGrid>
+      <w:tr>
+        <w:tc>
+          <w:tcPr>
+            <w:tcW w:w="4672" w:type="dxa"/>
+          </w:tcPr>
+          <w:p>
+            <w:pPr>
+              <w:pStyle w:val="2"/>
+              <w:numPr>
+                <w:ilvl w:val="0"/>
+                <w:numId w:val="0"/>
+              </w:numPr>
+            </w:pPr>
+            <w:r>
+              <w:t>Ввод</w:t>
+            </w:r>
+          </w:p>
+        </w:tc>
+        <w:tc>
+          <w:tcPr>
+            <w:tcW w:w="4673" w:type="dxa"/>
+          </w:tcPr>
+          <w:p>
+            <w:pPr>
+              <w:pStyle w:val="2"/>
+              <w:numPr>
+                <w:ilvl w:val="0"/>
+                <w:numId w:val="0"/>
+              </w:numPr>
+            </w:pPr>
+            <w:r>
+              <w:t>Вывод</w:t>
+            </w:r>
+          </w:p>
+        </w:tc>
+      </w:tr>
+      <w:tr>
+        <w:tc>
+          <w:tcPr>
+            <w:tcW w:w="4672" w:type="dxa"/>
+          </w:tcPr>
+          <w:p>
+            <w:pPr>
+              <w:pStyle w:val="2"/>
+              <w:numPr>
+                <w:ilvl w:val="0"/>
+                <w:numId w:val="0"/>
+              </w:numPr>
+            </w:pPr>
+            <w:r>
+              <w:t>1234</w:t>
+            </w:r>
+          </w:p>
+        </w:tc>
+        <w:tc>
+          <w:tcPr>
+            <w:tcW w:w="4673" w:type="dxa"/>
+          </w:tcPr>
+          <w:p>
+            <w:pPr>
+              <w:pStyle w:val="2"/>
+              <w:numPr>
+                <w:ilvl w:val="0"/>
+                <w:numId w:val="0"/>
+              </w:numPr>
+            </w:pPr>
+            <w:r>
+              <w:t>10</w:t>
+            </w:r>
+          </w:p>
+        </w:tc>
+      </w:tr>
+    </w:tbl>
+    <w:p>
+      <w:pPr>
+        <w:pStyle w:val="2"/>
+        <w:numPr>
+          <w:ilvl w:val="0"/>
+          <w:numId w:val="0"/>
+        </w:numPr>
+      </w:pPr>
     </w:p>
     <w:p>
       <w:pPr>
@@ -197,6 +590,7 @@
         <w:t xml:space="preserve">числяет </w:t>
       </w:r>
       <w:r>
+        <w:lastRenderedPageBreak/>
         <w:t xml:space="preserve">значение </w:t>
       </w:r>
       <w:r>
@@ -214,6 +608,98 @@
       <w:r>
         <w:t xml:space="preserve">. </w:t>
       </w:r>
+    </w:p>
+    <w:tbl>
+      <w:tblPr>
+        <w:tblStyle w:val="af0"/>
+        <w:tblW w:w="0" w:type="auto"/>
+        <w:tblLook w:val="04A0" w:firstRow="1" w:lastRow="0" w:firstColumn="1" w:lastColumn="0" w:noHBand="0" w:noVBand="1"/>
+      </w:tblPr>
+      <w:tblGrid>
+        <w:gridCol w:w="4672"/>
+        <w:gridCol w:w="4673"/>
+      </w:tblGrid>
+      <w:tr>
+        <w:tc>
+          <w:tcPr>
+            <w:tcW w:w="4672" w:type="dxa"/>
+          </w:tcPr>
+          <w:p>
+            <w:pPr>
+              <w:pStyle w:val="2"/>
+              <w:numPr>
+                <w:ilvl w:val="0"/>
+                <w:numId w:val="0"/>
+              </w:numPr>
+            </w:pPr>
+            <w:r>
+              <w:t>Ввод</w:t>
+            </w:r>
+          </w:p>
+        </w:tc>
+        <w:tc>
+          <w:tcPr>
+            <w:tcW w:w="4673" w:type="dxa"/>
+          </w:tcPr>
+          <w:p>
+            <w:pPr>
+              <w:pStyle w:val="2"/>
+              <w:numPr>
+                <w:ilvl w:val="0"/>
+                <w:numId w:val="0"/>
+              </w:numPr>
+            </w:pPr>
+            <w:r>
+              <w:t>Вывод</w:t>
+            </w:r>
+          </w:p>
+        </w:tc>
+      </w:tr>
+      <w:tr>
+        <w:tc>
+          <w:tcPr>
+            <w:tcW w:w="4672" w:type="dxa"/>
+          </w:tcPr>
+          <w:p>
+            <w:pPr>
+              <w:pStyle w:val="2"/>
+              <w:numPr>
+                <w:ilvl w:val="0"/>
+                <w:numId w:val="0"/>
+              </w:numPr>
+            </w:pPr>
+            <w:r>
+              <w:t>6</w:t>
+            </w:r>
+          </w:p>
+        </w:tc>
+        <w:tc>
+          <w:tcPr>
+            <w:tcW w:w="4673" w:type="dxa"/>
+          </w:tcPr>
+          <w:p>
+            <w:pPr>
+              <w:pStyle w:val="2"/>
+              <w:numPr>
+                <w:ilvl w:val="0"/>
+                <w:numId w:val="0"/>
+              </w:numPr>
+            </w:pPr>
+            <w:r>
+              <w:t>5</w:t>
+            </w:r>
+          </w:p>
+        </w:tc>
+      </w:tr>
+    </w:tbl>
+    <w:p>
+      <w:pPr>
+        <w:pStyle w:val="2"/>
+        <w:numPr>
+          <w:ilvl w:val="0"/>
+          <w:numId w:val="0"/>
+        </w:numPr>
+      </w:pPr>
     </w:p>
     <w:p>
       <w:pPr>
@@ -230,6 +716,146 @@
         <w:t>определяет, является ли строка палиндромом (одинаково читается слева направо и справа налево).</w:t>
       </w:r>
     </w:p>
+    <w:tbl>
+      <w:tblPr>
+        <w:tblStyle w:val="af0"/>
+        <w:tblW w:w="0" w:type="auto"/>
+        <w:tblLook w:val="04A0" w:firstRow="1" w:lastRow="0" w:firstColumn="1" w:lastColumn="0" w:noHBand="0" w:noVBand="1"/>
+      </w:tblPr>
+      <w:tblGrid>
+        <w:gridCol w:w="4672"/>
+        <w:gridCol w:w="4673"/>
+      </w:tblGrid>
+      <w:tr>
+        <w:tc>
+          <w:tcPr>
+            <w:tcW w:w="4672" w:type="dxa"/>
+          </w:tcPr>
+          <w:p>
+            <w:pPr>
+              <w:pStyle w:val="2"/>
+              <w:numPr>
+                <w:ilvl w:val="0"/>
+                <w:numId w:val="0"/>
+              </w:numPr>
+            </w:pPr>
+            <w:r>
+              <w:t>Ввод</w:t>
+            </w:r>
+          </w:p>
+        </w:tc>
+        <w:tc>
+          <w:tcPr>
+            <w:tcW w:w="4673" w:type="dxa"/>
+          </w:tcPr>
+          <w:p>
+            <w:pPr>
+              <w:pStyle w:val="2"/>
+              <w:numPr>
+                <w:ilvl w:val="0"/>
+                <w:numId w:val="0"/>
+              </w:numPr>
+            </w:pPr>
+            <w:r>
+              <w:t>Вывод</w:t>
+            </w:r>
+          </w:p>
+        </w:tc>
+      </w:tr>
+      <w:tr>
+        <w:tc>
+          <w:tcPr>
+            <w:tcW w:w="4672" w:type="dxa"/>
+          </w:tcPr>
+          <w:p>
+            <w:pPr>
+              <w:pStyle w:val="2"/>
+              <w:numPr>
+                <w:ilvl w:val="0"/>
+                <w:numId w:val="0"/>
+              </w:numPr>
+            </w:pPr>
+            <w:r>
+              <w:t>привет</w:t>
+            </w:r>
+          </w:p>
+        </w:tc>
+        <w:tc>
+          <w:tcPr>
+            <w:tcW w:w="4673" w:type="dxa"/>
+          </w:tcPr>
+          <w:p>
+            <w:pPr>
+              <w:pStyle w:val="2"/>
+              <w:numPr>
+                <w:ilvl w:val="0"/>
+                <w:numId w:val="0"/>
+              </w:numPr>
+              <w:rPr>
+                <w:lang w:val="en-US"/>
+              </w:rPr>
+            </w:pPr>
+            <w:r>
+              <w:rPr>
+                <w:lang w:val="en-US"/>
+              </w:rPr>
+              <w:t>False</w:t>
+            </w:r>
+          </w:p>
+        </w:tc>
+      </w:tr>
+      <w:tr>
+        <w:tc>
+          <w:tcPr>
+            <w:tcW w:w="4672" w:type="dxa"/>
+          </w:tcPr>
+          <w:p>
+            <w:pPr>
+              <w:pStyle w:val="2"/>
+              <w:numPr>
+                <w:ilvl w:val="0"/>
+                <w:numId w:val="0"/>
+              </w:numPr>
+            </w:pPr>
+            <w:r>
+              <w:t>шалаш</w:t>
+            </w:r>
+          </w:p>
+        </w:tc>
+        <w:tc>
+          <w:tcPr>
+            <w:tcW w:w="4673" w:type="dxa"/>
+          </w:tcPr>
+          <w:p>
+            <w:pPr>
+              <w:pStyle w:val="2"/>
+              <w:numPr>
+                <w:ilvl w:val="0"/>
+                <w:numId w:val="0"/>
+              </w:numPr>
+              <w:rPr>
+                <w:lang w:val="en-US"/>
+              </w:rPr>
+            </w:pPr>
+            <w:r>
+              <w:rPr>
+                <w:lang w:val="en-US"/>
+              </w:rPr>
+              <w:t>true</w:t>
+            </w:r>
+          </w:p>
+        </w:tc>
+      </w:tr>
+    </w:tbl>
+    <w:p>
+      <w:pPr>
+        <w:pStyle w:val="2"/>
+        <w:numPr>
+          <w:ilvl w:val="0"/>
+          <w:numId w:val="0"/>
+        </w:numPr>
+      </w:pPr>
+    </w:p>
     <w:p>
       <w:pPr>
         <w:pStyle w:val="1"/>
@@ -276,6 +902,25 @@
       </w:pPr>
       <w:r>
         <w:t>Цель работы</w:t>
+      </w:r>
+    </w:p>
+    <w:p>
+      <w:pPr>
+        <w:pStyle w:val="2"/>
+      </w:pPr>
+      <w:r>
+        <w:t>Код разработанных методов</w:t>
+      </w:r>
+    </w:p>
+    <w:p>
+      <w:pPr>
+        <w:pStyle w:val="2"/>
+      </w:pPr>
+      <w:r>
+        <w:t xml:space="preserve">Трассировка выполнения рекурсивных </w:t>
+      </w:r>
+      <w:r>
+        <w:t>методов на тестовых значениях</w:t>
       </w:r>
     </w:p>
     <w:p>
@@ -1188,7 +1833,7 @@
   <w:style w:type="paragraph" w:default="1" w:styleId="a0">
     <w:name w:val="Normal"/>
     <w:qFormat/>
-    <w:rsid w:val="00382EE2"/>
+    <w:rsid w:val="00993040"/>
     <w:pPr>
       <w:spacing w:after="0" w:line="240" w:lineRule="auto"/>
       <w:ind w:firstLine="567"/>
@@ -1398,6 +2043,7 @@
   <w:style w:type="character" w:default="1" w:styleId="a1">
     <w:name w:val="Default Paragraph Font"/>
     <w:uiPriority w:val="1"/>
+    <w:semiHidden/>
     <w:unhideWhenUsed/>
   </w:style>
   <w:style w:type="table" w:default="1" w:styleId="a2">
@@ -1814,6 +2460,25 @@
     <w:pPr>
       <w:spacing w:after="0" w:line="240" w:lineRule="auto"/>
     </w:pPr>
+  </w:style>
+  <w:style w:type="table" w:styleId="af0">
+    <w:name w:val="Table Grid"/>
+    <w:basedOn w:val="a2"/>
+    <w:uiPriority w:val="39"/>
+    <w:rsid w:val="00F76727"/>
+    <w:pPr>
+      <w:spacing w:after="0" w:line="240" w:lineRule="auto"/>
+    </w:pPr>
+    <w:tblPr>
+      <w:tblBorders>
+        <w:top w:val="single" w:sz="4" w:space="0" w:color="auto"/>
+        <w:left w:val="single" w:sz="4" w:space="0" w:color="auto"/>
+        <w:bottom w:val="single" w:sz="4" w:space="0" w:color="auto"/>
+        <w:right w:val="single" w:sz="4" w:space="0" w:color="auto"/>
+        <w:insideH w:val="single" w:sz="4" w:space="0" w:color="auto"/>
+        <w:insideV w:val="single" w:sz="4" w:space="0" w:color="auto"/>
+      </w:tblBorders>
+    </w:tblPr>
   </w:style>
 </w:styles>
 </file>

--- a/LabWorks_2026/Лабораторная работа №15.docx
+++ b/LabWorks_2026/Лабораторная работа №15.docx
@@ -7,10 +7,7 @@
         <w:pStyle w:val="10"/>
       </w:pPr>
       <w:r>
-        <w:t>Лабораторная работа №</w:t>
-      </w:r>
-      <w:r>
-        <w:t>1</w:t>
+        <w:t>Лабораторная работа №1</w:t>
       </w:r>
       <w:r>
         <w:t>5</w:t>
@@ -19,12 +16,16 @@
         <w:br/>
       </w:r>
       <w:r>
-        <w:t>Разработка рекурсивных алгоритмов</w:t>
+        <w:t>Работа со структурированными файлами</w:t>
       </w:r>
     </w:p>
     <w:p>
       <w:pPr>
         <w:pStyle w:val="1"/>
+        <w:numPr>
+          <w:ilvl w:val="0"/>
+          <w:numId w:val="7"/>
+        </w:numPr>
       </w:pPr>
       <w:r>
         <w:t>Цель работы</w:t>
@@ -33,283 +34,408 @@
     <w:p>
       <w:pPr>
         <w:pStyle w:val="2"/>
-      </w:pPr>
-      <w:r>
-        <w:t>Изучить процесс разработки</w:t>
-      </w:r>
-      <w:r>
-        <w:t xml:space="preserve"> рекурсивных</w:t>
+        <w:numPr>
+          <w:ilvl w:val="1"/>
+          <w:numId w:val="3"/>
+        </w:numPr>
+      </w:pPr>
+      <w:r>
+        <w:t xml:space="preserve">Изучить процесс обработки </w:t>
+      </w:r>
+      <w:r>
+        <w:t>структурированных</w:t>
+      </w:r>
+      <w:r>
+        <w:t xml:space="preserve"> файлов средствами языка C</w:t>
+      </w:r>
+      <w:r>
+        <w:t>#.</w:t>
+      </w:r>
+    </w:p>
+    <w:p>
+      <w:pPr>
+        <w:pStyle w:val="1"/>
+        <w:numPr>
+          <w:ilvl w:val="0"/>
+          <w:numId w:val="3"/>
+        </w:numPr>
+      </w:pPr>
+      <w:r>
+        <w:t>Литература</w:t>
+      </w:r>
+    </w:p>
+    <w:p>
+      <w:pPr>
+        <w:pStyle w:val="2"/>
+        <w:numPr>
+          <w:ilvl w:val="1"/>
+          <w:numId w:val="3"/>
+        </w:numPr>
+        <w:rPr>
+          <w:highlight w:val="yellow"/>
+        </w:rPr>
+      </w:pPr>
+      <w:r>
+        <w:rPr>
+          <w:highlight w:val="yellow"/>
+        </w:rPr>
+        <w:t>Ашарина, И. В. Объектно-ориентированное программирование в   С++: лекции и упражнения. Учебное пособие для вузов. – 2-е изд., перераб. и доп. Москва : Горячая Линия–Телеком, 2017. – URL: https://ibooks.ru/bookshelf/359752/reading. – Режим доступа: для зарегистрир. пользователей. – Текст : электронный. – гл.24</w:t>
+      </w:r>
+    </w:p>
+    <w:p>
+      <w:pPr>
+        <w:pStyle w:val="2"/>
+        <w:numPr>
+          <w:ilvl w:val="1"/>
+          <w:numId w:val="3"/>
+        </w:numPr>
+        <w:rPr>
+          <w:highlight w:val="yellow"/>
+        </w:rPr>
+      </w:pPr>
+      <w:r>
+        <w:rPr>
+          <w:highlight w:val="yellow"/>
+        </w:rPr>
+        <w:t>Немцова, Т. И. Программирование на языке высокого уровня. Программирование на языке С++ / Т. И. Немцова, С. Ю. Голова, А. И. Терентьев. – Москва : Форум, 2019. – URL: https://ibooks.ru/reading.php?productid=361544. – Режим доступа: для зарегистрир. пользователей. – Текст : электронный. – п.19.8-19.11.</w:t>
+      </w:r>
+    </w:p>
+    <w:p>
+      <w:pPr>
+        <w:pStyle w:val="1"/>
+        <w:numPr>
+          <w:ilvl w:val="0"/>
+          <w:numId w:val="3"/>
+        </w:numPr>
+      </w:pPr>
+      <w:r>
+        <w:t>Подготовка к работе</w:t>
+      </w:r>
+    </w:p>
+    <w:p>
+      <w:pPr>
+        <w:pStyle w:val="2"/>
+        <w:numPr>
+          <w:ilvl w:val="1"/>
+          <w:numId w:val="3"/>
+        </w:numPr>
+      </w:pPr>
+      <w:r>
+        <w:t>Повторить теоретический материал (см. п.2).</w:t>
+      </w:r>
+    </w:p>
+    <w:p>
+      <w:pPr>
+        <w:pStyle w:val="2"/>
+        <w:numPr>
+          <w:ilvl w:val="1"/>
+          <w:numId w:val="3"/>
+        </w:numPr>
+      </w:pPr>
+      <w:r>
+        <w:t>Изучить описание лабораторной работы.</w:t>
+      </w:r>
+    </w:p>
+    <w:p>
+      <w:pPr>
+        <w:pStyle w:val="1"/>
+        <w:numPr>
+          <w:ilvl w:val="0"/>
+          <w:numId w:val="3"/>
+        </w:numPr>
+      </w:pPr>
+      <w:r>
+        <w:t>Основное оборудование</w:t>
+      </w:r>
+    </w:p>
+    <w:p>
+      <w:pPr>
+        <w:pStyle w:val="2"/>
+        <w:numPr>
+          <w:ilvl w:val="1"/>
+          <w:numId w:val="3"/>
+        </w:numPr>
+      </w:pPr>
+      <w:r>
+        <w:t>Персональный компьютер.</w:t>
+      </w:r>
+    </w:p>
+    <w:p>
+      <w:pPr>
+        <w:pStyle w:val="1"/>
+        <w:numPr>
+          <w:ilvl w:val="0"/>
+          <w:numId w:val="3"/>
+        </w:numPr>
+      </w:pPr>
+      <w:r>
+        <w:t>Задание</w:t>
+      </w:r>
+    </w:p>
+    <w:p>
+      <w:pPr>
+        <w:pStyle w:val="2"/>
+        <w:numPr>
+          <w:ilvl w:val="1"/>
+          <w:numId w:val="3"/>
+        </w:numPr>
+      </w:pPr>
+      <w:r>
+        <w:t xml:space="preserve">Разработайте консольное приложение </w:t>
+      </w:r>
+      <w:r>
+        <w:t xml:space="preserve">для работы с данными персонажей </w:t>
+      </w:r>
+      <w:r>
+        <w:rPr>
+          <w:lang w:val="en-US"/>
+        </w:rPr>
+        <w:t>mmorpg</w:t>
+      </w:r>
+      <w:r>
+        <w:t xml:space="preserve"> (</w:t>
+      </w:r>
+      <w:r>
+        <w:t>mmorpg_characters.csv</w:t>
+      </w:r>
+      <w:r>
+        <w:t>)</w:t>
+      </w:r>
+      <w:r>
+        <w:t xml:space="preserve">. </w:t>
+      </w:r>
+      <w:r>
+        <w:t xml:space="preserve">Создайте класс Character с </w:t>
+      </w:r>
+      <w:r>
+        <w:t>полями соответствующих типов данных</w:t>
+      </w:r>
+      <w:r>
+        <w:t>.</w:t>
       </w:r>
       <w:r>
         <w:t xml:space="preserve"> </w:t>
       </w:r>
       <w:r>
-        <w:t>подпрограмм</w:t>
-      </w:r>
-      <w:r>
-        <w:t xml:space="preserve"> в приложениях на </w:t>
-      </w:r>
-      <w:r>
-        <w:t>С</w:t>
-      </w:r>
-      <w:r>
-        <w:t>#</w:t>
+        <w:t>Реализуйте консольное меню со следующими пунктами:</w:t>
+      </w:r>
+    </w:p>
+    <w:p>
+      <w:pPr>
+        <w:pStyle w:val="a8"/>
+        <w:numPr>
+          <w:ilvl w:val="0"/>
+          <w:numId w:val="9"/>
+        </w:numPr>
+      </w:pPr>
+      <w:r>
+        <w:t>Вывести таблицу</w:t>
+      </w:r>
+    </w:p>
+    <w:p>
+      <w:pPr>
+        <w:pStyle w:val="a8"/>
+        <w:numPr>
+          <w:ilvl w:val="0"/>
+          <w:numId w:val="9"/>
+        </w:numPr>
+      </w:pPr>
+      <w:r>
+        <w:t xml:space="preserve">Загрузить </w:t>
+      </w:r>
+      <w:r>
+        <w:t>файл</w:t>
+      </w:r>
+    </w:p>
+    <w:p>
+      <w:pPr>
+        <w:pStyle w:val="a8"/>
+        <w:numPr>
+          <w:ilvl w:val="0"/>
+          <w:numId w:val="9"/>
+        </w:numPr>
+      </w:pPr>
+      <w:r>
+        <w:t xml:space="preserve">Выгрузить </w:t>
+      </w:r>
+      <w:r>
+        <w:rPr>
+          <w:lang w:val="en-US"/>
+        </w:rPr>
+        <w:t>CSV</w:t>
+      </w:r>
+    </w:p>
+    <w:p>
+      <w:pPr>
+        <w:pStyle w:val="a8"/>
+        <w:numPr>
+          <w:ilvl w:val="0"/>
+          <w:numId w:val="9"/>
+        </w:numPr>
+      </w:pPr>
+      <w:r>
+        <w:t xml:space="preserve">Выгрузить </w:t>
+      </w:r>
+      <w:r>
+        <w:rPr>
+          <w:lang w:val="en-US"/>
+        </w:rPr>
+        <w:t>JSON</w:t>
+      </w:r>
+    </w:p>
+    <w:p/>
+    <w:p>
+      <w:pPr>
+        <w:ind w:firstLine="567"/>
+      </w:pPr>
+      <w:r>
+        <w:t xml:space="preserve">Реализовать вывод таблицы </w:t>
+      </w:r>
+      <w:r>
+        <w:t>с заголовками и одинаковой шириной столбцов на экран</w:t>
+      </w:r>
+      <w:r>
+        <w:t xml:space="preserve"> (для указания ширины столбца</w:t>
+      </w:r>
+      <w:r>
+        <w:t xml:space="preserve"> 10</w:t>
+      </w:r>
+      <w:r>
+        <w:t xml:space="preserve"> при интерполяции укажите</w:t>
+      </w:r>
+      <w:r>
+        <w:t xml:space="preserve"> «</w:t>
+      </w:r>
+      <w:r>
+        <w:t>| {</w:t>
+      </w:r>
+      <w:r>
+        <w:rPr>
+          <w:lang w:val="en-US"/>
+        </w:rPr>
+        <w:t>column</w:t>
+      </w:r>
+      <w:r>
+        <w:t>, 10</w:t>
+      </w:r>
+      <w:r>
+        <w:t>}</w:t>
+      </w:r>
+      <w:r>
+        <w:t xml:space="preserve"> |</w:t>
+      </w:r>
+      <w:r>
+        <w:t>»</w:t>
+      </w:r>
+      <w:r>
+        <w:t>)</w:t>
+      </w:r>
+      <w:r>
+        <w:t xml:space="preserve">. </w:t>
+      </w:r>
+      <w:r>
+        <w:t>После таблицы выведите количество записей.</w:t>
+      </w:r>
+    </w:p>
+    <w:p>
+      <w:pPr>
+        <w:ind w:firstLine="567"/>
+      </w:pPr>
+    </w:p>
+    <w:p>
+      <w:pPr>
+        <w:pStyle w:val="2"/>
+        <w:numPr>
+          <w:ilvl w:val="1"/>
+          <w:numId w:val="3"/>
+        </w:numPr>
+      </w:pPr>
+      <w:r>
+        <w:t xml:space="preserve">Реализовать </w:t>
+      </w:r>
+      <w:r>
+        <w:t>функцию загрузки</w:t>
+      </w:r>
+      <w:r>
+        <w:t xml:space="preserve"> записей из</w:t>
+      </w:r>
+      <w:r>
+        <w:t xml:space="preserve"> </w:t>
+      </w:r>
+      <w:r>
+        <w:rPr>
+          <w:lang w:val="en-US"/>
+        </w:rPr>
+        <w:t>CSV</w:t>
+      </w:r>
+      <w:r>
+        <w:t xml:space="preserve"> файла</w:t>
+      </w:r>
+      <w:r>
+        <w:t xml:space="preserve">. </w:t>
+      </w:r>
+      <w:r>
+        <w:t xml:space="preserve">Учитывайте, что первая строка содержит заголовки, разделителем служит запятая, а значения могут быть заключены в двойные кавычки. </w:t>
+      </w:r>
+      <w:r>
+        <w:t xml:space="preserve">Лишние символы, такие как запятые или кавычки не должны быть </w:t>
+      </w:r>
+      <w:r>
+        <w:t>считаны</w:t>
+      </w:r>
+      <w:r>
+        <w:t xml:space="preserve"> в результирующий список.</w:t>
+      </w:r>
+    </w:p>
+    <w:p>
+      <w:pPr>
+        <w:pStyle w:val="2"/>
+        <w:numPr>
+          <w:ilvl w:val="1"/>
+          <w:numId w:val="3"/>
+        </w:numPr>
+      </w:pPr>
+      <w:r>
+        <w:t xml:space="preserve">Реализовать функцию </w:t>
+      </w:r>
+      <w:r>
+        <w:t xml:space="preserve">выгрузки записей из программы в формат </w:t>
+      </w:r>
+      <w:r>
+        <w:rPr>
+          <w:lang w:val="en-US"/>
+        </w:rPr>
+        <w:t>CSV</w:t>
       </w:r>
       <w:r>
         <w:t>.</w:t>
       </w:r>
-    </w:p>
-    <w:p>
-      <w:pPr>
-        <w:pStyle w:val="1"/>
-      </w:pPr>
-      <w:r>
-        <w:t>Литература</w:t>
-      </w:r>
-    </w:p>
-    <w:p>
-      <w:pPr>
-        <w:pStyle w:val="2"/>
-      </w:pPr>
-    </w:p>
-    <w:p>
-      <w:pPr>
-        <w:pStyle w:val="1"/>
-      </w:pPr>
-      <w:r>
-        <w:t>Подготовка к работе</w:t>
-      </w:r>
-    </w:p>
-    <w:p>
-      <w:pPr>
-        <w:pStyle w:val="2"/>
-      </w:pPr>
-      <w:r>
-        <w:t>Повторить теоретический материал (см.п.2).</w:t>
-      </w:r>
-    </w:p>
-    <w:p>
-      <w:pPr>
-        <w:pStyle w:val="2"/>
-      </w:pPr>
-      <w:r>
-        <w:t>Изучить описание лабораторной работы.</w:t>
-      </w:r>
-    </w:p>
-    <w:p>
-      <w:pPr>
-        <w:pStyle w:val="1"/>
-      </w:pPr>
-      <w:r>
-        <w:t>Основное оборудование</w:t>
-      </w:r>
-    </w:p>
-    <w:p>
-      <w:pPr>
-        <w:pStyle w:val="2"/>
-      </w:pPr>
-      <w:r>
-        <w:t>Персональный компьютер.</w:t>
-      </w:r>
-    </w:p>
-    <w:p>
-      <w:pPr>
-        <w:pStyle w:val="1"/>
-      </w:pPr>
-      <w:r>
-        <w:t>Задание</w:t>
-      </w:r>
-    </w:p>
-    <w:p>
-      <w:r>
-        <w:t>Для всех заданий выполнить трассировку рекурсии, т.е. расписать выполнение по шагам</w:t>
-      </w:r>
-      <w:r>
-        <w:t>, например для рекурсивной реализации факториала трассировка может выглядеть так:</w:t>
-      </w:r>
-    </w:p>
-    <w:p>
-      <w:pPr>
-        <w:rPr>
-          <w:lang w:val="en-US"/>
-        </w:rPr>
-      </w:pPr>
-      <w:r>
-        <w:rPr>
-          <w:lang w:val="en-US"/>
-        </w:rPr>
-        <w:t>F(5)</w:t>
-      </w:r>
-    </w:p>
-    <w:p>
-      <w:pPr>
-        <w:rPr>
-          <w:lang w:val="en-US"/>
-        </w:rPr>
-      </w:pPr>
-      <w:r>
-        <w:rPr>
-          <w:lang w:val="en-US"/>
-        </w:rPr>
-        <w:t>5 * F(4)</w:t>
-      </w:r>
-    </w:p>
-    <w:p>
-      <w:pPr>
-        <w:rPr>
-          <w:lang w:val="en-US"/>
-        </w:rPr>
-      </w:pPr>
-      <w:r>
-        <w:rPr>
-          <w:lang w:val="en-US"/>
-        </w:rPr>
-        <w:t>5 * 4 * F(3)</w:t>
-      </w:r>
-    </w:p>
-    <w:p>
-      <w:pPr>
-        <w:rPr>
-          <w:lang w:val="en-US"/>
-        </w:rPr>
-      </w:pPr>
-      <w:r>
-        <w:rPr>
-          <w:lang w:val="en-US"/>
-        </w:rPr>
-        <w:t>5 * 4 * 3 * F(2)</w:t>
-      </w:r>
-    </w:p>
-    <w:p>
-      <w:pPr>
-        <w:rPr>
-          <w:lang w:val="en-US"/>
-        </w:rPr>
-      </w:pPr>
-      <w:r>
-        <w:rPr>
-          <w:lang w:val="en-US"/>
-        </w:rPr>
-        <w:t>5 * 4 * 3 * 2 * F(1)</w:t>
-      </w:r>
-    </w:p>
-    <w:p>
-      <w:pPr>
-        <w:rPr>
-          <w:lang w:val="en-US"/>
-        </w:rPr>
-      </w:pPr>
-      <w:r>
-        <w:rPr>
-          <w:lang w:val="en-US"/>
-        </w:rPr>
-        <w:t>5 * 4 * 3 * 2 * 1 = 120</w:t>
-      </w:r>
-    </w:p>
-    <w:p/>
-    <w:p>
-      <w:pPr>
-        <w:pStyle w:val="2"/>
-      </w:pPr>
-      <w:r>
-        <w:t xml:space="preserve">Написать и протестировать </w:t>
-      </w:r>
-      <w:r>
-        <w:t xml:space="preserve">рекурсивный </w:t>
-      </w:r>
-      <w:r>
-        <w:t>метод</w:t>
-      </w:r>
-      <w:r>
-        <w:t xml:space="preserve">, который </w:t>
-      </w:r>
-      <w:r>
-        <w:t>вычисляет сумму всех натуральных чисел от 1 до N включительно</w:t>
-      </w:r>
-    </w:p>
-    <w:tbl>
-      <w:tblPr>
-        <w:tblStyle w:val="af0"/>
-        <w:tblW w:w="0" w:type="auto"/>
-        <w:tblLook w:val="04A0" w:firstRow="1" w:lastRow="0" w:firstColumn="1" w:lastColumn="0" w:noHBand="0" w:noVBand="1"/>
-      </w:tblPr>
-      <w:tblGrid>
-        <w:gridCol w:w="4672"/>
-        <w:gridCol w:w="4673"/>
-      </w:tblGrid>
-      <w:tr>
-        <w:tc>
-          <w:tcPr>
-            <w:tcW w:w="4672" w:type="dxa"/>
-          </w:tcPr>
-          <w:p>
-            <w:pPr>
-              <w:pStyle w:val="2"/>
-              <w:numPr>
-                <w:ilvl w:val="0"/>
-                <w:numId w:val="0"/>
-              </w:numPr>
-            </w:pPr>
-            <w:r>
-              <w:t>Ввод</w:t>
-            </w:r>
-          </w:p>
-        </w:tc>
-        <w:tc>
-          <w:tcPr>
-            <w:tcW w:w="4673" w:type="dxa"/>
-          </w:tcPr>
-          <w:p>
-            <w:pPr>
-              <w:pStyle w:val="2"/>
-              <w:numPr>
-                <w:ilvl w:val="0"/>
-                <w:numId w:val="0"/>
-              </w:numPr>
-            </w:pPr>
-            <w:r>
-              <w:t>Результат</w:t>
-            </w:r>
-          </w:p>
-        </w:tc>
-      </w:tr>
-      <w:tr>
-        <w:tc>
-          <w:tcPr>
-            <w:tcW w:w="4672" w:type="dxa"/>
-          </w:tcPr>
-          <w:p>
-            <w:pPr>
-              <w:pStyle w:val="2"/>
-              <w:numPr>
-                <w:ilvl w:val="0"/>
-                <w:numId w:val="0"/>
-              </w:numPr>
-            </w:pPr>
-            <w:r>
-              <w:t>5</w:t>
-            </w:r>
-          </w:p>
-        </w:tc>
-        <w:tc>
-          <w:tcPr>
-            <w:tcW w:w="4673" w:type="dxa"/>
-          </w:tcPr>
-          <w:p>
-            <w:pPr>
-              <w:pStyle w:val="2"/>
-              <w:numPr>
-                <w:ilvl w:val="0"/>
-                <w:numId w:val="0"/>
-              </w:numPr>
-            </w:pPr>
-            <w:r>
-              <w:t>15</w:t>
-            </w:r>
-          </w:p>
-        </w:tc>
-      </w:tr>
-    </w:tbl>
+      <w:r>
+        <w:t xml:space="preserve"> </w:t>
+      </w:r>
+      <w:r>
+        <w:lastRenderedPageBreak/>
+        <w:t xml:space="preserve">При этом </w:t>
+      </w:r>
+      <w:r>
+        <w:t>включите строку заголовков</w:t>
+      </w:r>
+      <w:r>
+        <w:t xml:space="preserve">, </w:t>
+      </w:r>
+      <w:r>
+        <w:t>сохраните порядок пяти столбцов</w:t>
+      </w:r>
+      <w:r>
+        <w:t xml:space="preserve">, </w:t>
+      </w:r>
+      <w:r>
+        <w:t>корректно обработайте запятые и двойные кавычки внутри значений</w:t>
+      </w:r>
+      <w:r>
+        <w:t>.</w:t>
+      </w:r>
+    </w:p>
     <w:p>
       <w:pPr>
         <w:pStyle w:val="2"/>
@@ -324,649 +450,275 @@
         <w:pStyle w:val="2"/>
         <w:numPr>
           <w:ilvl w:val="1"/>
-          <w:numId w:val="1"/>
-        </w:numPr>
-      </w:pPr>
-      <w:r>
-        <w:t xml:space="preserve">Написать </w:t>
-      </w:r>
-      <w:r>
-        <w:t xml:space="preserve">и протестировать рекурсивный метод, который </w:t>
-      </w:r>
-      <w:r>
-        <w:t>вычисляет число A в степени N.</w:t>
-      </w:r>
-    </w:p>
-    <w:tbl>
-      <w:tblPr>
-        <w:tblStyle w:val="af0"/>
-        <w:tblW w:w="0" w:type="auto"/>
-        <w:tblLook w:val="04A0" w:firstRow="1" w:lastRow="0" w:firstColumn="1" w:lastColumn="0" w:noHBand="0" w:noVBand="1"/>
-      </w:tblPr>
-      <w:tblGrid>
-        <w:gridCol w:w="4672"/>
-        <w:gridCol w:w="4673"/>
-      </w:tblGrid>
-      <w:tr>
-        <w:tc>
-          <w:tcPr>
-            <w:tcW w:w="4672" w:type="dxa"/>
-          </w:tcPr>
-          <w:p>
-            <w:pPr>
-              <w:pStyle w:val="2"/>
-              <w:numPr>
-                <w:ilvl w:val="0"/>
-                <w:numId w:val="0"/>
-              </w:numPr>
-            </w:pPr>
-            <w:r>
-              <w:t>Ввод</w:t>
-            </w:r>
-          </w:p>
-        </w:tc>
-        <w:tc>
-          <w:tcPr>
-            <w:tcW w:w="4673" w:type="dxa"/>
-          </w:tcPr>
-          <w:p>
-            <w:pPr>
-              <w:pStyle w:val="2"/>
-              <w:numPr>
-                <w:ilvl w:val="0"/>
-                <w:numId w:val="0"/>
-              </w:numPr>
-            </w:pPr>
-            <w:r>
-              <w:t>Результат</w:t>
-            </w:r>
-          </w:p>
-        </w:tc>
-      </w:tr>
-      <w:tr>
-        <w:tc>
-          <w:tcPr>
-            <w:tcW w:w="4672" w:type="dxa"/>
-          </w:tcPr>
-          <w:p>
-            <w:pPr>
-              <w:pStyle w:val="2"/>
-              <w:numPr>
-                <w:ilvl w:val="0"/>
-                <w:numId w:val="0"/>
-              </w:numPr>
-            </w:pPr>
-            <w:r>
-              <w:t>2 5</w:t>
-            </w:r>
-          </w:p>
-        </w:tc>
-        <w:tc>
-          <w:tcPr>
-            <w:tcW w:w="4673" w:type="dxa"/>
-          </w:tcPr>
-          <w:p>
-            <w:pPr>
-              <w:pStyle w:val="2"/>
-              <w:numPr>
-                <w:ilvl w:val="0"/>
-                <w:numId w:val="0"/>
-              </w:numPr>
-            </w:pPr>
-            <w:r>
-              <w:t>32</w:t>
-            </w:r>
-          </w:p>
-        </w:tc>
-      </w:tr>
-      <w:tr>
-        <w:tc>
-          <w:tcPr>
-            <w:tcW w:w="4672" w:type="dxa"/>
-          </w:tcPr>
-          <w:p>
-            <w:pPr>
-              <w:pStyle w:val="2"/>
-              <w:numPr>
-                <w:ilvl w:val="0"/>
-                <w:numId w:val="0"/>
-              </w:numPr>
-            </w:pPr>
-            <w:r>
-              <w:t xml:space="preserve">2 </w:t>
-            </w:r>
-            <w:r>
-              <w:t>-2</w:t>
-            </w:r>
-          </w:p>
-        </w:tc>
-        <w:tc>
-          <w:tcPr>
-            <w:tcW w:w="4673" w:type="dxa"/>
-          </w:tcPr>
-          <w:p>
-            <w:pPr>
-              <w:pStyle w:val="2"/>
-              <w:numPr>
-                <w:ilvl w:val="0"/>
-                <w:numId w:val="0"/>
-              </w:numPr>
-            </w:pPr>
-            <w:r>
-              <w:t>0,25</w:t>
-            </w:r>
-          </w:p>
-        </w:tc>
-      </w:tr>
-    </w:tbl>
+          <w:numId w:val="3"/>
+        </w:numPr>
+      </w:pPr>
+      <w:r>
+        <w:t xml:space="preserve">Реализовать функцию выгрузки записей из программы в формат </w:t>
+      </w:r>
+      <w:r>
+        <w:rPr>
+          <w:lang w:val="en-US"/>
+        </w:rPr>
+        <w:t>JSON</w:t>
+      </w:r>
+      <w:r>
+        <w:t>.</w:t>
+      </w:r>
+      <w:r>
+        <w:rPr>
+          <w:rFonts w:eastAsia="Times New Roman"/>
+          <w:kern w:val="0"/>
+          <w:sz w:val="24"/>
+          <w:szCs w:val="24"/>
+          <w:lang w:eastAsia="ru-RU"/>
+        </w:rPr>
+        <w:t xml:space="preserve"> </w:t>
+      </w:r>
+      <w:r>
+        <w:t xml:space="preserve">Файл должен содержать массив объектов. </w:t>
+      </w:r>
+      <w:r>
+        <w:t xml:space="preserve">Для сохранения объектов используйте </w:t>
+      </w:r>
+      <w:r>
+        <w:rPr>
+          <w:lang w:val="en-US"/>
+        </w:rPr>
+        <w:t>JsonSerializer.</w:t>
+      </w:r>
+    </w:p>
+    <w:p>
+      <w:pPr>
+        <w:pStyle w:val="a8"/>
+      </w:pPr>
+    </w:p>
     <w:p>
       <w:pPr>
         <w:pStyle w:val="2"/>
         <w:numPr>
+          <w:ilvl w:val="1"/>
+          <w:numId w:val="3"/>
+        </w:numPr>
+      </w:pPr>
+      <w:r>
+        <w:t>Изменить</w:t>
+      </w:r>
+      <w:r>
+        <w:t xml:space="preserve"> функцию загрузки записей </w:t>
+      </w:r>
+      <w:r>
+        <w:t>для поддержки загрузки</w:t>
+      </w:r>
+      <w:r>
+        <w:t xml:space="preserve"> </w:t>
+      </w:r>
+      <w:r>
+        <w:t xml:space="preserve">из </w:t>
+      </w:r>
+      <w:r>
+        <w:rPr>
+          <w:lang w:val="en-US"/>
+        </w:rPr>
+        <w:t>JSON</w:t>
+      </w:r>
+      <w:r>
+        <w:t xml:space="preserve"> файла</w:t>
+      </w:r>
+      <w:r>
+        <w:t xml:space="preserve"> </w:t>
+      </w:r>
+      <w:r>
+        <w:t xml:space="preserve">при помощи </w:t>
+      </w:r>
+      <w:r>
+        <w:rPr>
+          <w:lang w:val="en-US"/>
+        </w:rPr>
+        <w:t>JsonSerializer</w:t>
+      </w:r>
+      <w:r>
+        <w:t xml:space="preserve">. </w:t>
+      </w:r>
+      <w:r>
+        <w:t>При загрузке файла определять каким способом файл загружать при помощи</w:t>
+      </w:r>
+      <w:r>
+        <w:t xml:space="preserve"> </w:t>
+      </w:r>
+      <w:r>
+        <w:t>Path.GetExtension(</w:t>
+      </w:r>
+      <w:r>
+        <w:t>имя_файла</w:t>
+      </w:r>
+      <w:r>
+        <w:t>)</w:t>
+      </w:r>
+      <w:r>
+        <w:t>.</w:t>
+      </w:r>
+    </w:p>
+    <w:p>
+      <w:pPr>
+        <w:pStyle w:val="1"/>
+        <w:numPr>
           <w:ilvl w:val="0"/>
-          <w:numId w:val="0"/>
-        </w:numPr>
-      </w:pPr>
+          <w:numId w:val="3"/>
+        </w:numPr>
+      </w:pPr>
+      <w:r>
+        <w:t>Порядок выполнения работы</w:t>
+      </w:r>
     </w:p>
     <w:p>
       <w:pPr>
         <w:pStyle w:val="2"/>
         <w:numPr>
           <w:ilvl w:val="1"/>
-          <w:numId w:val="1"/>
-        </w:numPr>
-      </w:pPr>
-      <w:r>
-        <w:t>Написать и протестировать рекурсивный метод, который вы</w:t>
-      </w:r>
-      <w:r>
-        <w:t xml:space="preserve">числяет сумму цифр заданного неотрицательного целого числа. </w:t>
-      </w:r>
-    </w:p>
-    <w:tbl>
-      <w:tblPr>
-        <w:tblStyle w:val="af0"/>
-        <w:tblW w:w="0" w:type="auto"/>
-        <w:tblLook w:val="04A0" w:firstRow="1" w:lastRow="0" w:firstColumn="1" w:lastColumn="0" w:noHBand="0" w:noVBand="1"/>
-      </w:tblPr>
-      <w:tblGrid>
-        <w:gridCol w:w="4672"/>
-        <w:gridCol w:w="4673"/>
-      </w:tblGrid>
-      <w:tr>
-        <w:tc>
-          <w:tcPr>
-            <w:tcW w:w="4672" w:type="dxa"/>
-          </w:tcPr>
-          <w:p>
-            <w:pPr>
-              <w:pStyle w:val="2"/>
-              <w:numPr>
-                <w:ilvl w:val="0"/>
-                <w:numId w:val="0"/>
-              </w:numPr>
-            </w:pPr>
-            <w:r>
-              <w:t>Ввод</w:t>
-            </w:r>
-          </w:p>
-        </w:tc>
-        <w:tc>
-          <w:tcPr>
-            <w:tcW w:w="4673" w:type="dxa"/>
-          </w:tcPr>
-          <w:p>
-            <w:pPr>
-              <w:pStyle w:val="2"/>
-              <w:numPr>
-                <w:ilvl w:val="0"/>
-                <w:numId w:val="0"/>
-              </w:numPr>
-            </w:pPr>
-            <w:r>
-              <w:t>Вывод</w:t>
-            </w:r>
-          </w:p>
-        </w:tc>
-      </w:tr>
-      <w:tr>
-        <w:tc>
-          <w:tcPr>
-            <w:tcW w:w="4672" w:type="dxa"/>
-          </w:tcPr>
-          <w:p>
-            <w:pPr>
-              <w:pStyle w:val="2"/>
-              <w:numPr>
-                <w:ilvl w:val="0"/>
-                <w:numId w:val="0"/>
-              </w:numPr>
-            </w:pPr>
-            <w:r>
-              <w:t>1234</w:t>
-            </w:r>
-          </w:p>
-        </w:tc>
-        <w:tc>
-          <w:tcPr>
-            <w:tcW w:w="4673" w:type="dxa"/>
-          </w:tcPr>
-          <w:p>
-            <w:pPr>
-              <w:pStyle w:val="2"/>
-              <w:numPr>
-                <w:ilvl w:val="0"/>
-                <w:numId w:val="0"/>
-              </w:numPr>
-            </w:pPr>
-            <w:r>
-              <w:t>10</w:t>
-            </w:r>
-          </w:p>
-        </w:tc>
-      </w:tr>
-    </w:tbl>
+          <w:numId w:val="3"/>
+        </w:numPr>
+      </w:pPr>
+      <w:r>
+        <w:t>Используя Microsoft Visual Studio, создать проект C</w:t>
+      </w:r>
+      <w:r>
+        <w:t>#</w:t>
+      </w:r>
+      <w:r>
+        <w:t xml:space="preserve"> и выполнить задания из п.5.</w:t>
+      </w:r>
+    </w:p>
     <w:p>
       <w:pPr>
         <w:pStyle w:val="2"/>
         <w:numPr>
+          <w:ilvl w:val="1"/>
+          <w:numId w:val="3"/>
+        </w:numPr>
+      </w:pPr>
+      <w:r>
+        <w:t>Ответить на контрольные вопросы.</w:t>
+      </w:r>
+    </w:p>
+    <w:p>
+      <w:pPr>
+        <w:pStyle w:val="1"/>
+        <w:numPr>
           <w:ilvl w:val="0"/>
-          <w:numId w:val="0"/>
-        </w:numPr>
-      </w:pPr>
+          <w:numId w:val="3"/>
+        </w:numPr>
+      </w:pPr>
+      <w:r>
+        <w:t>Содержание отчета</w:t>
+      </w:r>
     </w:p>
     <w:p>
       <w:pPr>
         <w:pStyle w:val="2"/>
         <w:numPr>
           <w:ilvl w:val="1"/>
-          <w:numId w:val="1"/>
-        </w:numPr>
-      </w:pPr>
-      <w:r>
-        <w:t>Написать и протестировать рекурсивный метод, который вы</w:t>
-      </w:r>
-      <w:r>
-        <w:t xml:space="preserve">числяет </w:t>
-      </w:r>
-      <w:r>
-        <w:lastRenderedPageBreak/>
-        <w:t xml:space="preserve">значение </w:t>
+          <w:numId w:val="3"/>
+        </w:numPr>
+      </w:pPr>
+      <w:r>
+        <w:t>Титульный лист</w:t>
+      </w:r>
+    </w:p>
+    <w:p>
+      <w:pPr>
+        <w:pStyle w:val="2"/>
+        <w:numPr>
+          <w:ilvl w:val="1"/>
+          <w:numId w:val="3"/>
+        </w:numPr>
+      </w:pPr>
+      <w:r>
+        <w:t>Цель работы</w:t>
+      </w:r>
+    </w:p>
+    <w:p>
+      <w:pPr>
+        <w:pStyle w:val="2"/>
+        <w:numPr>
+          <w:ilvl w:val="1"/>
+          <w:numId w:val="3"/>
+        </w:numPr>
+      </w:pPr>
+      <w:r>
+        <w:t>Ответы на контрольные вопросы</w:t>
+      </w:r>
+    </w:p>
+    <w:p>
+      <w:pPr>
+        <w:pStyle w:val="2"/>
+        <w:numPr>
+          <w:ilvl w:val="1"/>
+          <w:numId w:val="3"/>
+        </w:numPr>
+      </w:pPr>
+      <w:r>
+        <w:t>Вывод</w:t>
+      </w:r>
+    </w:p>
+    <w:p>
+      <w:pPr>
+        <w:pStyle w:val="1"/>
+        <w:numPr>
+          <w:ilvl w:val="0"/>
+          <w:numId w:val="3"/>
+        </w:numPr>
+      </w:pPr>
+      <w:r>
+        <w:t>Контрольные вопросы</w:t>
+      </w:r>
+    </w:p>
+    <w:p>
+      <w:pPr>
+        <w:pStyle w:val="2"/>
+        <w:numPr>
+          <w:ilvl w:val="1"/>
+          <w:numId w:val="3"/>
+        </w:numPr>
+      </w:pPr>
+      <w:r>
+        <w:t>Что такое структурированный файл?</w:t>
+      </w:r>
+    </w:p>
+    <w:p>
+      <w:pPr>
+        <w:pStyle w:val="2"/>
+        <w:numPr>
+          <w:ilvl w:val="1"/>
+          <w:numId w:val="3"/>
+        </w:numPr>
+      </w:pPr>
+      <w:r>
+        <w:t>Какие форматы структурированных файлов вы знаете?</w:t>
+      </w:r>
+    </w:p>
+    <w:p>
+      <w:pPr>
+        <w:pStyle w:val="2"/>
+        <w:numPr>
+          <w:ilvl w:val="1"/>
+          <w:numId w:val="3"/>
+        </w:numPr>
+      </w:pPr>
+      <w:r>
+        <w:t xml:space="preserve">Как преобразовать </w:t>
       </w:r>
       <w:r>
         <w:rPr>
           <w:lang w:val="en-US"/>
         </w:rPr>
-        <w:t>N</w:t>
-      </w:r>
-      <w:r>
-        <w:t xml:space="preserve"> </w:t>
-      </w:r>
-      <w:r>
-        <w:t>числа Фибоначчи</w:t>
-      </w:r>
-      <w:r>
-        <w:t xml:space="preserve">. </w:t>
-      </w:r>
-    </w:p>
-    <w:tbl>
-      <w:tblPr>
-        <w:tblStyle w:val="af0"/>
-        <w:tblW w:w="0" w:type="auto"/>
-        <w:tblLook w:val="04A0" w:firstRow="1" w:lastRow="0" w:firstColumn="1" w:lastColumn="0" w:noHBand="0" w:noVBand="1"/>
-      </w:tblPr>
-      <w:tblGrid>
-        <w:gridCol w:w="4672"/>
-        <w:gridCol w:w="4673"/>
-      </w:tblGrid>
-      <w:tr>
-        <w:tc>
-          <w:tcPr>
-            <w:tcW w:w="4672" w:type="dxa"/>
-          </w:tcPr>
-          <w:p>
-            <w:pPr>
-              <w:pStyle w:val="2"/>
-              <w:numPr>
-                <w:ilvl w:val="0"/>
-                <w:numId w:val="0"/>
-              </w:numPr>
-            </w:pPr>
-            <w:r>
-              <w:t>Ввод</w:t>
-            </w:r>
-          </w:p>
-        </w:tc>
-        <w:tc>
-          <w:tcPr>
-            <w:tcW w:w="4673" w:type="dxa"/>
-          </w:tcPr>
-          <w:p>
-            <w:pPr>
-              <w:pStyle w:val="2"/>
-              <w:numPr>
-                <w:ilvl w:val="0"/>
-                <w:numId w:val="0"/>
-              </w:numPr>
-            </w:pPr>
-            <w:r>
-              <w:t>Вывод</w:t>
-            </w:r>
-          </w:p>
-        </w:tc>
-      </w:tr>
-      <w:tr>
-        <w:tc>
-          <w:tcPr>
-            <w:tcW w:w="4672" w:type="dxa"/>
-          </w:tcPr>
-          <w:p>
-            <w:pPr>
-              <w:pStyle w:val="2"/>
-              <w:numPr>
-                <w:ilvl w:val="0"/>
-                <w:numId w:val="0"/>
-              </w:numPr>
-            </w:pPr>
-            <w:r>
-              <w:t>6</w:t>
-            </w:r>
-          </w:p>
-        </w:tc>
-        <w:tc>
-          <w:tcPr>
-            <w:tcW w:w="4673" w:type="dxa"/>
-          </w:tcPr>
-          <w:p>
-            <w:pPr>
-              <w:pStyle w:val="2"/>
-              <w:numPr>
-                <w:ilvl w:val="0"/>
-                <w:numId w:val="0"/>
-              </w:numPr>
-            </w:pPr>
-            <w:r>
-              <w:t>5</w:t>
-            </w:r>
-          </w:p>
-        </w:tc>
-      </w:tr>
-    </w:tbl>
-    <w:p>
-      <w:pPr>
-        <w:pStyle w:val="2"/>
-        <w:numPr>
-          <w:ilvl w:val="0"/>
-          <w:numId w:val="0"/>
-        </w:numPr>
-      </w:pPr>
-    </w:p>
-    <w:p>
-      <w:pPr>
-        <w:pStyle w:val="2"/>
-        <w:numPr>
-          <w:ilvl w:val="1"/>
-          <w:numId w:val="1"/>
-        </w:numPr>
-      </w:pPr>
-      <w:r>
-        <w:t xml:space="preserve">Написать и протестировать рекурсивный метод, который </w:t>
-      </w:r>
-      <w:r>
-        <w:t>определяет, является ли строка палиндромом (одинаково читается слева направо и справа налево).</w:t>
-      </w:r>
-    </w:p>
-    <w:tbl>
-      <w:tblPr>
-        <w:tblStyle w:val="af0"/>
-        <w:tblW w:w="0" w:type="auto"/>
-        <w:tblLook w:val="04A0" w:firstRow="1" w:lastRow="0" w:firstColumn="1" w:lastColumn="0" w:noHBand="0" w:noVBand="1"/>
-      </w:tblPr>
-      <w:tblGrid>
-        <w:gridCol w:w="4672"/>
-        <w:gridCol w:w="4673"/>
-      </w:tblGrid>
-      <w:tr>
-        <w:tc>
-          <w:tcPr>
-            <w:tcW w:w="4672" w:type="dxa"/>
-          </w:tcPr>
-          <w:p>
-            <w:pPr>
-              <w:pStyle w:val="2"/>
-              <w:numPr>
-                <w:ilvl w:val="0"/>
-                <w:numId w:val="0"/>
-              </w:numPr>
-            </w:pPr>
-            <w:r>
-              <w:t>Ввод</w:t>
-            </w:r>
-          </w:p>
-        </w:tc>
-        <w:tc>
-          <w:tcPr>
-            <w:tcW w:w="4673" w:type="dxa"/>
-          </w:tcPr>
-          <w:p>
-            <w:pPr>
-              <w:pStyle w:val="2"/>
-              <w:numPr>
-                <w:ilvl w:val="0"/>
-                <w:numId w:val="0"/>
-              </w:numPr>
-            </w:pPr>
-            <w:r>
-              <w:t>Вывод</w:t>
-            </w:r>
-          </w:p>
-        </w:tc>
-      </w:tr>
-      <w:tr>
-        <w:tc>
-          <w:tcPr>
-            <w:tcW w:w="4672" w:type="dxa"/>
-          </w:tcPr>
-          <w:p>
-            <w:pPr>
-              <w:pStyle w:val="2"/>
-              <w:numPr>
-                <w:ilvl w:val="0"/>
-                <w:numId w:val="0"/>
-              </w:numPr>
-            </w:pPr>
-            <w:r>
-              <w:t>привет</w:t>
-            </w:r>
-          </w:p>
-        </w:tc>
-        <w:tc>
-          <w:tcPr>
-            <w:tcW w:w="4673" w:type="dxa"/>
-          </w:tcPr>
-          <w:p>
-            <w:pPr>
-              <w:pStyle w:val="2"/>
-              <w:numPr>
-                <w:ilvl w:val="0"/>
-                <w:numId w:val="0"/>
-              </w:numPr>
-              <w:rPr>
-                <w:lang w:val="en-US"/>
-              </w:rPr>
-            </w:pPr>
-            <w:r>
-              <w:rPr>
-                <w:lang w:val="en-US"/>
-              </w:rPr>
-              <w:t>False</w:t>
-            </w:r>
-          </w:p>
-        </w:tc>
-      </w:tr>
-      <w:tr>
-        <w:tc>
-          <w:tcPr>
-            <w:tcW w:w="4672" w:type="dxa"/>
-          </w:tcPr>
-          <w:p>
-            <w:pPr>
-              <w:pStyle w:val="2"/>
-              <w:numPr>
-                <w:ilvl w:val="0"/>
-                <w:numId w:val="0"/>
-              </w:numPr>
-            </w:pPr>
-            <w:r>
-              <w:t>шалаш</w:t>
-            </w:r>
-          </w:p>
-        </w:tc>
-        <w:tc>
-          <w:tcPr>
-            <w:tcW w:w="4673" w:type="dxa"/>
-          </w:tcPr>
-          <w:p>
-            <w:pPr>
-              <w:pStyle w:val="2"/>
-              <w:numPr>
-                <w:ilvl w:val="0"/>
-                <w:numId w:val="0"/>
-              </w:numPr>
-              <w:rPr>
-                <w:lang w:val="en-US"/>
-              </w:rPr>
-            </w:pPr>
-            <w:r>
-              <w:rPr>
-                <w:lang w:val="en-US"/>
-              </w:rPr>
-              <w:t>true</w:t>
-            </w:r>
-          </w:p>
-        </w:tc>
-      </w:tr>
-    </w:tbl>
-    <w:p>
-      <w:pPr>
-        <w:pStyle w:val="2"/>
-        <w:numPr>
-          <w:ilvl w:val="0"/>
-          <w:numId w:val="0"/>
-        </w:numPr>
-      </w:pPr>
-    </w:p>
-    <w:p>
-      <w:pPr>
-        <w:pStyle w:val="1"/>
-      </w:pPr>
-      <w:r>
-        <w:t>Порядок выполнения работы</w:t>
-      </w:r>
-    </w:p>
-    <w:p>
-      <w:pPr>
-        <w:pStyle w:val="2"/>
-      </w:pPr>
-      <w:r>
-        <w:t>Выполнить все задания из п.5.</w:t>
-      </w:r>
-    </w:p>
-    <w:p>
-      <w:pPr>
-        <w:pStyle w:val="2"/>
-      </w:pPr>
-      <w:r>
-        <w:t>Ответить на контрольные вопросы.</w:t>
-      </w:r>
-    </w:p>
-    <w:p>
-      <w:pPr>
-        <w:pStyle w:val="1"/>
-      </w:pPr>
-      <w:r>
-        <w:t>Содержание отчета</w:t>
-      </w:r>
-    </w:p>
-    <w:p>
-      <w:pPr>
-        <w:pStyle w:val="2"/>
-      </w:pPr>
-      <w:r>
-        <w:t>Титульный лист</w:t>
-      </w:r>
-    </w:p>
-    <w:p>
-      <w:pPr>
-        <w:pStyle w:val="2"/>
-      </w:pPr>
-      <w:r>
-        <w:t>Цель работы</w:t>
-      </w:r>
-    </w:p>
-    <w:p>
-      <w:pPr>
-        <w:pStyle w:val="2"/>
-      </w:pPr>
-      <w:r>
-        <w:t>Код разработанных методов</w:t>
-      </w:r>
-    </w:p>
-    <w:p>
-      <w:pPr>
-        <w:pStyle w:val="2"/>
-      </w:pPr>
-      <w:r>
-        <w:t xml:space="preserve">Трассировка выполнения рекурсивных </w:t>
-      </w:r>
-      <w:r>
-        <w:t>методов на тестовых значениях</w:t>
-      </w:r>
-    </w:p>
-    <w:p>
-      <w:pPr>
-        <w:pStyle w:val="2"/>
-      </w:pPr>
-      <w:r>
-        <w:t>Ответы на контрольные вопросы</w:t>
-      </w:r>
-    </w:p>
-    <w:p>
-      <w:pPr>
-        <w:pStyle w:val="2"/>
-      </w:pPr>
-      <w:r>
-        <w:t>Вывод</w:t>
-      </w:r>
-    </w:p>
-    <w:p>
-      <w:pPr>
-        <w:pStyle w:val="1"/>
-      </w:pPr>
-      <w:r>
-        <w:t>Контрольные вопросы</w:t>
-      </w:r>
-    </w:p>
-    <w:p>
-      <w:pPr>
-        <w:pStyle w:val="2"/>
-      </w:pPr>
-      <w:r>
-        <w:t>Что такое рекурсивная функция</w:t>
-      </w:r>
-      <w:r>
-        <w:t xml:space="preserve">? </w:t>
-      </w:r>
-    </w:p>
-    <w:p>
-      <w:pPr>
-        <w:pStyle w:val="2"/>
-      </w:pPr>
-      <w:r>
-        <w:t>Что такое стандартный случай в рекурсии</w:t>
-      </w:r>
-      <w:r>
-        <w:t xml:space="preserve">? </w:t>
+        <w:t>json</w:t>
+      </w:r>
+      <w:r>
+        <w:t>-</w:t>
+      </w:r>
+      <w:r>
+        <w:t>строку в объекты в программе?</w:t>
       </w:r>
     </w:p>
     <w:sectPr>
@@ -982,6 +734,244 @@
 <file path=word/numbering.xml><?xml version="1.0" encoding="utf-8"?>
 <w:numbering xmlns:wpc="http://schemas.microsoft.com/office/word/2010/wordprocessingCanvas" xmlns:cx="http://schemas.microsoft.com/office/drawing/2014/chartex" xmlns:cx1="http://schemas.microsoft.com/office/drawing/2015/9/8/chartex" xmlns:cx2="http://schemas.microsoft.com/office/drawing/2015/10/21/chartex" xmlns:cx3="http://schemas.microsoft.com/office/drawing/2016/5/9/chartex" xmlns:cx4="http://schemas.microsoft.com/office/drawing/2016/5/10/chartex" xmlns:cx5="http://schemas.microsoft.com/office/drawing/2016/5/11/chartex" xmlns:cx6="http://schemas.microsoft.com/office/drawing/2016/5/12/chartex" xmlns:cx7="http://schemas.microsoft.com/office/drawing/2016/5/13/chartex" xmlns:cx8="http://schemas.microsoft.com/office/drawing/2016/5/14/chartex" xmlns:mc="http://schemas.openxmlformats.org/markup-compatibility/2006" xmlns:aink="http://schemas.microsoft.com/office/drawing/2016/ink" xmlns:am3d="http://schemas.microsoft.com/office/drawing/2017/model3d" xmlns:o="urn:schemas-microsoft-com:office:office" xmlns:oel="http://schemas.microsoft.com/office/2019/extlst" xmlns:r="http://schemas.openxmlformats.org/officeDocument/2006/relationships" xmlns:m="http://schemas.openxmlformats.org/officeDocument/2006/math" xmlns:v="urn:schemas-microsoft-com:vml" xmlns:wp14="http://schemas.microsoft.com/office/word/2010/wordprocessingDrawing" xmlns:wp="http://schemas.openxmlformats.org/drawingml/2006/wordprocessingDrawing" xmlns:w10="urn:schemas-microsoft-com:office:word" xmlns:w="http://schemas.openxmlformats.org/wordprocessingml/2006/main" xmlns:w14="http://schemas.microsoft.com/office/word/2010/wordml" xmlns:w15="http://schemas.microsoft.com/office/word/2012/wordml" xmlns:w16cex="http://schemas.microsoft.com/office/word/2018/wordml/cex" xmlns:w16cid="http://schemas.microsoft.com/office/word/2016/wordml/cid" xmlns:w16="http://schemas.microsoft.com/office/word/2018/wordml" xmlns:w16du="http://schemas.microsoft.com/office/word/2023/wordml/word16du" xmlns:w16sdtdh="http://schemas.microsoft.com/office/word/2020/wordml/sdtdatahash" xmlns:w16sdtfl="http://schemas.microsoft.com/office/word/2024/wordml/sdtformatlock" xmlns:w16se="http://schemas.microsoft.com/office/word/2015/wordml/symex" xmlns:wpg="http://schemas.microsoft.com/office/word/2010/wordprocessingGroup" xmlns:wpi="http://schemas.microsoft.com/office/word/2010/wordprocessingInk" xmlns:wne="http://schemas.microsoft.com/office/word/2006/wordml" xmlns:wps="http://schemas.microsoft.com/office/word/2010/wordprocessingShape" mc:Ignorable="w14 w15 w16se w16cid w16 w16cex w16sdtdh w16sdtfl w16du wp14">
   <w:abstractNum w:abstractNumId="0" w15:restartNumberingAfterBreak="0">
+    <w:nsid w:val="03DE0AA3"/>
+    <w:multiLevelType w:val="multilevel"/>
+    <w:tmpl w:val="96E07698"/>
+    <w:lvl w:ilvl="0">
+      <w:start w:val="1"/>
+      <w:numFmt w:val="bullet"/>
+      <w:lvlText w:val=""/>
+      <w:lvlJc w:val="left"/>
+      <w:pPr>
+        <w:tabs>
+          <w:tab w:val="num" w:pos="720"/>
+        </w:tabs>
+        <w:ind w:left="720" w:hanging="360"/>
+      </w:pPr>
+      <w:rPr>
+        <w:rFonts w:ascii="Symbol" w:hAnsi="Symbol" w:hint="default"/>
+        <w:sz w:val="20"/>
+      </w:rPr>
+    </w:lvl>
+    <w:lvl w:ilvl="1" w:tentative="1">
+      <w:start w:val="1"/>
+      <w:numFmt w:val="bullet"/>
+      <w:lvlText w:val="o"/>
+      <w:lvlJc w:val="left"/>
+      <w:pPr>
+        <w:tabs>
+          <w:tab w:val="num" w:pos="1440"/>
+        </w:tabs>
+        <w:ind w:left="1440" w:hanging="360"/>
+      </w:pPr>
+      <w:rPr>
+        <w:rFonts w:ascii="Courier New" w:hAnsi="Courier New" w:hint="default"/>
+        <w:sz w:val="20"/>
+      </w:rPr>
+    </w:lvl>
+    <w:lvl w:ilvl="2" w:tentative="1">
+      <w:start w:val="1"/>
+      <w:numFmt w:val="bullet"/>
+      <w:lvlText w:val=""/>
+      <w:lvlJc w:val="left"/>
+      <w:pPr>
+        <w:tabs>
+          <w:tab w:val="num" w:pos="2160"/>
+        </w:tabs>
+        <w:ind w:left="2160" w:hanging="360"/>
+      </w:pPr>
+      <w:rPr>
+        <w:rFonts w:ascii="Wingdings" w:hAnsi="Wingdings" w:hint="default"/>
+        <w:sz w:val="20"/>
+      </w:rPr>
+    </w:lvl>
+    <w:lvl w:ilvl="3" w:tentative="1">
+      <w:start w:val="1"/>
+      <w:numFmt w:val="bullet"/>
+      <w:lvlText w:val=""/>
+      <w:lvlJc w:val="left"/>
+      <w:pPr>
+        <w:tabs>
+          <w:tab w:val="num" w:pos="2880"/>
+        </w:tabs>
+        <w:ind w:left="2880" w:hanging="360"/>
+      </w:pPr>
+      <w:rPr>
+        <w:rFonts w:ascii="Wingdings" w:hAnsi="Wingdings" w:hint="default"/>
+        <w:sz w:val="20"/>
+      </w:rPr>
+    </w:lvl>
+    <w:lvl w:ilvl="4" w:tentative="1">
+      <w:start w:val="1"/>
+      <w:numFmt w:val="bullet"/>
+      <w:lvlText w:val=""/>
+      <w:lvlJc w:val="left"/>
+      <w:pPr>
+        <w:tabs>
+          <w:tab w:val="num" w:pos="3600"/>
+        </w:tabs>
+        <w:ind w:left="3600" w:hanging="360"/>
+      </w:pPr>
+      <w:rPr>
+        <w:rFonts w:ascii="Wingdings" w:hAnsi="Wingdings" w:hint="default"/>
+        <w:sz w:val="20"/>
+      </w:rPr>
+    </w:lvl>
+    <w:lvl w:ilvl="5" w:tentative="1">
+      <w:start w:val="1"/>
+      <w:numFmt w:val="bullet"/>
+      <w:lvlText w:val=""/>
+      <w:lvlJc w:val="left"/>
+      <w:pPr>
+        <w:tabs>
+          <w:tab w:val="num" w:pos="4320"/>
+        </w:tabs>
+        <w:ind w:left="4320" w:hanging="360"/>
+      </w:pPr>
+      <w:rPr>
+        <w:rFonts w:ascii="Wingdings" w:hAnsi="Wingdings" w:hint="default"/>
+        <w:sz w:val="20"/>
+      </w:rPr>
+    </w:lvl>
+    <w:lvl w:ilvl="6" w:tentative="1">
+      <w:start w:val="1"/>
+      <w:numFmt w:val="bullet"/>
+      <w:lvlText w:val=""/>
+      <w:lvlJc w:val="left"/>
+      <w:pPr>
+        <w:tabs>
+          <w:tab w:val="num" w:pos="5040"/>
+        </w:tabs>
+        <w:ind w:left="5040" w:hanging="360"/>
+      </w:pPr>
+      <w:rPr>
+        <w:rFonts w:ascii="Wingdings" w:hAnsi="Wingdings" w:hint="default"/>
+        <w:sz w:val="20"/>
+      </w:rPr>
+    </w:lvl>
+    <w:lvl w:ilvl="7" w:tentative="1">
+      <w:start w:val="1"/>
+      <w:numFmt w:val="bullet"/>
+      <w:lvlText w:val=""/>
+      <w:lvlJc w:val="left"/>
+      <w:pPr>
+        <w:tabs>
+          <w:tab w:val="num" w:pos="5760"/>
+        </w:tabs>
+        <w:ind w:left="5760" w:hanging="360"/>
+      </w:pPr>
+      <w:rPr>
+        <w:rFonts w:ascii="Wingdings" w:hAnsi="Wingdings" w:hint="default"/>
+        <w:sz w:val="20"/>
+      </w:rPr>
+    </w:lvl>
+    <w:lvl w:ilvl="8" w:tentative="1">
+      <w:start w:val="1"/>
+      <w:numFmt w:val="bullet"/>
+      <w:lvlText w:val=""/>
+      <w:lvlJc w:val="left"/>
+      <w:pPr>
+        <w:tabs>
+          <w:tab w:val="num" w:pos="6480"/>
+        </w:tabs>
+        <w:ind w:left="6480" w:hanging="360"/>
+      </w:pPr>
+      <w:rPr>
+        <w:rFonts w:ascii="Wingdings" w:hAnsi="Wingdings" w:hint="default"/>
+        <w:sz w:val="20"/>
+      </w:rPr>
+    </w:lvl>
+  </w:abstractNum>
+  <w:abstractNum w:abstractNumId="1" w15:restartNumberingAfterBreak="0">
+    <w:nsid w:val="28B96D73"/>
+    <w:multiLevelType w:val="hybridMultilevel"/>
+    <w:tmpl w:val="23F82392"/>
+    <w:lvl w:ilvl="0" w:tplc="6248DEAC">
+      <w:start w:val="1"/>
+      <w:numFmt w:val="decimal"/>
+      <w:lvlText w:val="%1."/>
+      <w:lvlJc w:val="left"/>
+      <w:pPr>
+        <w:ind w:left="927" w:hanging="360"/>
+      </w:pPr>
+      <w:rPr>
+        <w:rFonts w:hint="default"/>
+      </w:rPr>
+    </w:lvl>
+    <w:lvl w:ilvl="1" w:tplc="04190019" w:tentative="1">
+      <w:start w:val="1"/>
+      <w:numFmt w:val="lowerLetter"/>
+      <w:lvlText w:val="%2."/>
+      <w:lvlJc w:val="left"/>
+      <w:pPr>
+        <w:ind w:left="1647" w:hanging="360"/>
+      </w:pPr>
+    </w:lvl>
+    <w:lvl w:ilvl="2" w:tplc="0419001B" w:tentative="1">
+      <w:start w:val="1"/>
+      <w:numFmt w:val="lowerRoman"/>
+      <w:lvlText w:val="%3."/>
+      <w:lvlJc w:val="right"/>
+      <w:pPr>
+        <w:ind w:left="2367" w:hanging="180"/>
+      </w:pPr>
+    </w:lvl>
+    <w:lvl w:ilvl="3" w:tplc="0419000F" w:tentative="1">
+      <w:start w:val="1"/>
+      <w:numFmt w:val="decimal"/>
+      <w:lvlText w:val="%4."/>
+      <w:lvlJc w:val="left"/>
+      <w:pPr>
+        <w:ind w:left="3087" w:hanging="360"/>
+      </w:pPr>
+    </w:lvl>
+    <w:lvl w:ilvl="4" w:tplc="04190019" w:tentative="1">
+      <w:start w:val="1"/>
+      <w:numFmt w:val="lowerLetter"/>
+      <w:lvlText w:val="%5."/>
+      <w:lvlJc w:val="left"/>
+      <w:pPr>
+        <w:ind w:left="3807" w:hanging="360"/>
+      </w:pPr>
+    </w:lvl>
+    <w:lvl w:ilvl="5" w:tplc="0419001B" w:tentative="1">
+      <w:start w:val="1"/>
+      <w:numFmt w:val="lowerRoman"/>
+      <w:lvlText w:val="%6."/>
+      <w:lvlJc w:val="right"/>
+      <w:pPr>
+        <w:ind w:left="4527" w:hanging="180"/>
+      </w:pPr>
+    </w:lvl>
+    <w:lvl w:ilvl="6" w:tplc="0419000F" w:tentative="1">
+      <w:start w:val="1"/>
+      <w:numFmt w:val="decimal"/>
+      <w:lvlText w:val="%7."/>
+      <w:lvlJc w:val="left"/>
+      <w:pPr>
+        <w:ind w:left="5247" w:hanging="360"/>
+      </w:pPr>
+    </w:lvl>
+    <w:lvl w:ilvl="7" w:tplc="04190019" w:tentative="1">
+      <w:start w:val="1"/>
+      <w:numFmt w:val="lowerLetter"/>
+      <w:lvlText w:val="%8."/>
+      <w:lvlJc w:val="left"/>
+      <w:pPr>
+        <w:ind w:left="5967" w:hanging="360"/>
+      </w:pPr>
+    </w:lvl>
+    <w:lvl w:ilvl="8" w:tplc="0419001B" w:tentative="1">
+      <w:start w:val="1"/>
+      <w:numFmt w:val="lowerRoman"/>
+      <w:lvlText w:val="%9."/>
+      <w:lvlJc w:val="right"/>
+      <w:pPr>
+        <w:ind w:left="6687" w:hanging="180"/>
+      </w:pPr>
+    </w:lvl>
+  </w:abstractNum>
+  <w:abstractNum w:abstractNumId="2" w15:restartNumberingAfterBreak="0">
     <w:nsid w:val="635D41CF"/>
     <w:multiLevelType w:val="multilevel"/>
     <w:tmpl w:val="68BC61E4"/>
@@ -1116,20 +1106,20 @@
       </w:rPr>
     </w:lvl>
   </w:abstractNum>
-  <w:abstractNum w:abstractNumId="1" w15:restartNumberingAfterBreak="0">
+  <w:abstractNum w:abstractNumId="3" w15:restartNumberingAfterBreak="0">
     <w:nsid w:val="6ED64C27"/>
     <w:multiLevelType w:val="multilevel"/>
     <w:tmpl w:val="68BC61E4"/>
     <w:numStyleLink w:val="a"/>
   </w:abstractNum>
   <w:num w:numId="1" w16cid:durableId="1386948056">
-    <w:abstractNumId w:val="0"/>
+    <w:abstractNumId w:val="2"/>
   </w:num>
   <w:num w:numId="2" w16cid:durableId="141122171">
-    <w:abstractNumId w:val="0"/>
+    <w:abstractNumId w:val="2"/>
   </w:num>
   <w:num w:numId="3" w16cid:durableId="634676009">
-    <w:abstractNumId w:val="1"/>
+    <w:abstractNumId w:val="3"/>
     <w:lvlOverride w:ilvl="0">
       <w:lvl w:ilvl="0">
         <w:start w:val="1"/>
@@ -1277,7 +1267,7 @@
     </w:lvlOverride>
   </w:num>
   <w:num w:numId="4" w16cid:durableId="737049000">
-    <w:abstractNumId w:val="1"/>
+    <w:abstractNumId w:val="3"/>
     <w:lvlOverride w:ilvl="0">
       <w:lvl w:ilvl="0">
         <w:start w:val="1"/>
@@ -1425,10 +1415,173 @@
     </w:lvlOverride>
   </w:num>
   <w:num w:numId="5" w16cid:durableId="460226078">
+    <w:abstractNumId w:val="2"/>
+  </w:num>
+  <w:num w:numId="6" w16cid:durableId="797380273">
+    <w:abstractNumId w:val="2"/>
+  </w:num>
+  <w:num w:numId="7" w16cid:durableId="1160148657">
+    <w:abstractNumId w:val="3"/>
+    <w:lvlOverride w:ilvl="0">
+      <w:startOverride w:val="1"/>
+      <w:lvl w:ilvl="0">
+        <w:start w:val="1"/>
+        <w:numFmt w:val="decimal"/>
+        <w:suff w:val="space"/>
+        <w:lvlText w:val="%1"/>
+        <w:lvlJc w:val="left"/>
+        <w:pPr>
+          <w:ind w:left="0" w:firstLine="0"/>
+        </w:pPr>
+        <w:rPr>
+          <w:rFonts w:ascii="Times New Roman" w:hAnsi="Times New Roman" w:hint="default"/>
+          <w:b/>
+          <w:sz w:val="28"/>
+        </w:rPr>
+      </w:lvl>
+    </w:lvlOverride>
+    <w:lvlOverride w:ilvl="1">
+      <w:startOverride w:val="1"/>
+      <w:lvl w:ilvl="1">
+        <w:start w:val="1"/>
+        <w:numFmt w:val="decimal"/>
+        <w:suff w:val="space"/>
+        <w:lvlText w:val="%1.%2"/>
+        <w:lvlJc w:val="left"/>
+        <w:pPr>
+          <w:ind w:left="0" w:firstLine="567"/>
+        </w:pPr>
+        <w:rPr>
+          <w:rFonts w:ascii="Times New Roman" w:hAnsi="Times New Roman" w:hint="default"/>
+          <w:sz w:val="28"/>
+        </w:rPr>
+      </w:lvl>
+    </w:lvlOverride>
+    <w:lvlOverride w:ilvl="2">
+      <w:startOverride w:val="1"/>
+      <w:lvl w:ilvl="2">
+        <w:start w:val="1"/>
+        <w:numFmt w:val="decimal"/>
+        <w:suff w:val="space"/>
+        <w:lvlText w:val="%1.%2.%3"/>
+        <w:lvlJc w:val="left"/>
+        <w:pPr>
+          <w:ind w:left="0" w:firstLine="567"/>
+        </w:pPr>
+        <w:rPr>
+          <w:rFonts w:ascii="Times New Roman" w:hAnsi="Times New Roman" w:hint="default"/>
+          <w:sz w:val="28"/>
+        </w:rPr>
+      </w:lvl>
+    </w:lvlOverride>
+    <w:lvlOverride w:ilvl="3">
+      <w:startOverride w:val="1"/>
+      <w:lvl w:ilvl="3">
+        <w:start w:val="1"/>
+        <w:numFmt w:val="decimal"/>
+        <w:suff w:val="space"/>
+        <w:lvlText w:val="%1.%2.%3.%4"/>
+        <w:lvlJc w:val="left"/>
+        <w:pPr>
+          <w:ind w:left="0" w:firstLine="567"/>
+        </w:pPr>
+        <w:rPr>
+          <w:rFonts w:ascii="Times New Roman" w:hAnsi="Times New Roman" w:hint="default"/>
+          <w:sz w:val="28"/>
+        </w:rPr>
+      </w:lvl>
+    </w:lvlOverride>
+    <w:lvlOverride w:ilvl="4">
+      <w:startOverride w:val="1"/>
+      <w:lvl w:ilvl="4">
+        <w:start w:val="1"/>
+        <w:numFmt w:val="decimal"/>
+        <w:suff w:val="space"/>
+        <w:lvlText w:val="%1.%2.%3.%4.%5"/>
+        <w:lvlJc w:val="left"/>
+        <w:pPr>
+          <w:ind w:left="0" w:firstLine="567"/>
+        </w:pPr>
+        <w:rPr>
+          <w:rFonts w:ascii="Times New Roman" w:hAnsi="Times New Roman" w:hint="default"/>
+          <w:sz w:val="28"/>
+        </w:rPr>
+      </w:lvl>
+    </w:lvlOverride>
+    <w:lvlOverride w:ilvl="5">
+      <w:startOverride w:val="1"/>
+      <w:lvl w:ilvl="5">
+        <w:start w:val="1"/>
+        <w:numFmt w:val="decimal"/>
+        <w:suff w:val="space"/>
+        <w:lvlText w:val="%1.%2.%3.%4.%5.%6"/>
+        <w:lvlJc w:val="left"/>
+        <w:pPr>
+          <w:ind w:left="0" w:firstLine="567"/>
+        </w:pPr>
+        <w:rPr>
+          <w:rFonts w:ascii="Times New Roman" w:hAnsi="Times New Roman" w:hint="default"/>
+          <w:sz w:val="28"/>
+        </w:rPr>
+      </w:lvl>
+    </w:lvlOverride>
+    <w:lvlOverride w:ilvl="6">
+      <w:startOverride w:val="1"/>
+      <w:lvl w:ilvl="6">
+        <w:start w:val="1"/>
+        <w:numFmt w:val="decimal"/>
+        <w:suff w:val="space"/>
+        <w:lvlText w:val="%1.%2.%3.%4.%5.%6.%7"/>
+        <w:lvlJc w:val="left"/>
+        <w:pPr>
+          <w:ind w:left="0" w:firstLine="567"/>
+        </w:pPr>
+        <w:rPr>
+          <w:rFonts w:ascii="Times New Roman" w:hAnsi="Times New Roman" w:hint="default"/>
+          <w:sz w:val="28"/>
+        </w:rPr>
+      </w:lvl>
+    </w:lvlOverride>
+    <w:lvlOverride w:ilvl="7">
+      <w:startOverride w:val="1"/>
+      <w:lvl w:ilvl="7">
+        <w:start w:val="1"/>
+        <w:numFmt w:val="decimal"/>
+        <w:suff w:val="space"/>
+        <w:lvlText w:val="%1.%2.%3.%4.%5.%6.%7.%8"/>
+        <w:lvlJc w:val="left"/>
+        <w:pPr>
+          <w:ind w:left="0" w:firstLine="567"/>
+        </w:pPr>
+        <w:rPr>
+          <w:rFonts w:ascii="Times New Roman" w:hAnsi="Times New Roman" w:hint="default"/>
+          <w:sz w:val="28"/>
+        </w:rPr>
+      </w:lvl>
+    </w:lvlOverride>
+    <w:lvlOverride w:ilvl="8">
+      <w:startOverride w:val="1"/>
+      <w:lvl w:ilvl="8">
+        <w:start w:val="1"/>
+        <w:numFmt w:val="decimal"/>
+        <w:suff w:val="space"/>
+        <w:lvlText w:val="%1.%2.%3.%4.%5.%6.%7.%8.%9"/>
+        <w:lvlJc w:val="left"/>
+        <w:pPr>
+          <w:ind w:left="0" w:firstLine="567"/>
+        </w:pPr>
+        <w:rPr>
+          <w:rFonts w:ascii="Times New Roman" w:hAnsi="Times New Roman" w:hint="default"/>
+          <w:sz w:val="28"/>
+        </w:rPr>
+      </w:lvl>
+    </w:lvlOverride>
+  </w:num>
+  <w:num w:numId="8" w16cid:durableId="323433165">
     <w:abstractNumId w:val="0"/>
   </w:num>
-  <w:num w:numId="6" w16cid:durableId="797380273">
-    <w:abstractNumId w:val="0"/>
+  <w:num w:numId="9" w16cid:durableId="136190141">
+    <w:abstractNumId w:val="1"/>
   </w:num>
 </w:numbering>
 </file>
@@ -1833,12 +1986,15 @@
   <w:style w:type="paragraph" w:default="1" w:styleId="a0">
     <w:name w:val="Normal"/>
     <w:qFormat/>
-    <w:rsid w:val="00993040"/>
+    <w:rsid w:val="00777A49"/>
     <w:pPr>
+      <w:widowControl w:val="0"/>
       <w:spacing w:after="0" w:line="240" w:lineRule="auto"/>
-      <w:ind w:firstLine="567"/>
       <w:jc w:val="both"/>
     </w:pPr>
+    <w:rPr>
+      <w:bCs w:val="0"/>
+    </w:rPr>
   </w:style>
   <w:style w:type="paragraph" w:styleId="10">
     <w:name w:val="heading 1"/>
@@ -1847,13 +2003,14 @@
     <w:link w:val="11"/>
     <w:uiPriority w:val="9"/>
     <w:qFormat/>
-    <w:rsid w:val="00764FCE"/>
+    <w:rsid w:val="00261B0A"/>
     <w:pPr>
       <w:pageBreakBefore/>
-      <w:widowControl w:val="0"/>
+      <w:tabs>
+        <w:tab w:val="left" w:pos="709"/>
+      </w:tabs>
       <w:suppressAutoHyphens/>
       <w:autoSpaceDN w:val="0"/>
-      <w:ind w:firstLine="0"/>
       <w:jc w:val="center"/>
       <w:textAlignment w:val="baseline"/>
       <w:outlineLvl w:val="0"/>
@@ -1861,6 +2018,7 @@
     <w:rPr>
       <w:rFonts w:eastAsia="Lucida Sans Unicode"/>
       <w:b/>
+      <w:bCs/>
       <w:sz w:val="32"/>
       <w:szCs w:val="32"/>
       <w:lang w:eastAsia="ru-RU"/>
@@ -1879,11 +2037,14 @@
     <w:pPr>
       <w:keepNext/>
       <w:keepLines/>
+      <w:widowControl/>
       <w:spacing w:before="160" w:after="80"/>
+      <w:ind w:firstLine="567"/>
       <w:outlineLvl w:val="1"/>
     </w:pPr>
     <w:rPr>
       <w:rFonts w:asciiTheme="majorHAnsi" w:eastAsiaTheme="majorEastAsia" w:hAnsiTheme="majorHAnsi" w:cstheme="majorBidi"/>
+      <w:bCs/>
       <w:color w:val="0F4761" w:themeColor="accent1" w:themeShade="BF"/>
       <w:sz w:val="32"/>
       <w:szCs w:val="32"/>
@@ -1902,11 +2063,14 @@
     <w:pPr>
       <w:keepNext/>
       <w:keepLines/>
+      <w:widowControl/>
       <w:spacing w:before="160" w:after="80"/>
+      <w:ind w:firstLine="567"/>
       <w:outlineLvl w:val="2"/>
     </w:pPr>
     <w:rPr>
       <w:rFonts w:eastAsiaTheme="majorEastAsia" w:cstheme="majorBidi"/>
+      <w:bCs/>
       <w:color w:val="0F4761" w:themeColor="accent1" w:themeShade="BF"/>
     </w:rPr>
   </w:style>
@@ -1923,11 +2087,14 @@
     <w:pPr>
       <w:keepNext/>
       <w:keepLines/>
+      <w:widowControl/>
       <w:spacing w:before="80" w:after="40"/>
+      <w:ind w:firstLine="567"/>
       <w:outlineLvl w:val="3"/>
     </w:pPr>
     <w:rPr>
       <w:rFonts w:eastAsiaTheme="majorEastAsia" w:cstheme="majorBidi"/>
+      <w:bCs/>
       <w:i/>
       <w:iCs/>
       <w:color w:val="0F4761" w:themeColor="accent1" w:themeShade="BF"/>
@@ -1946,11 +2113,14 @@
     <w:pPr>
       <w:keepNext/>
       <w:keepLines/>
+      <w:widowControl/>
       <w:spacing w:before="80" w:after="40"/>
+      <w:ind w:firstLine="567"/>
       <w:outlineLvl w:val="4"/>
     </w:pPr>
     <w:rPr>
       <w:rFonts w:eastAsiaTheme="majorEastAsia" w:cstheme="majorBidi"/>
+      <w:bCs/>
       <w:color w:val="0F4761" w:themeColor="accent1" w:themeShade="BF"/>
     </w:rPr>
   </w:style>
@@ -1967,11 +2137,14 @@
     <w:pPr>
       <w:keepNext/>
       <w:keepLines/>
+      <w:widowControl/>
       <w:spacing w:before="40"/>
+      <w:ind w:firstLine="567"/>
       <w:outlineLvl w:val="5"/>
     </w:pPr>
     <w:rPr>
       <w:rFonts w:eastAsiaTheme="majorEastAsia" w:cstheme="majorBidi"/>
+      <w:bCs/>
       <w:i/>
       <w:iCs/>
       <w:color w:val="595959" w:themeColor="text1" w:themeTint="A6"/>
@@ -1990,11 +2163,14 @@
     <w:pPr>
       <w:keepNext/>
       <w:keepLines/>
+      <w:widowControl/>
       <w:spacing w:before="40"/>
+      <w:ind w:firstLine="567"/>
       <w:outlineLvl w:val="6"/>
     </w:pPr>
     <w:rPr>
       <w:rFonts w:eastAsiaTheme="majorEastAsia" w:cstheme="majorBidi"/>
+      <w:bCs/>
       <w:color w:val="595959" w:themeColor="text1" w:themeTint="A6"/>
     </w:rPr>
   </w:style>
@@ -2011,10 +2187,13 @@
     <w:pPr>
       <w:keepNext/>
       <w:keepLines/>
+      <w:widowControl/>
+      <w:ind w:firstLine="567"/>
       <w:outlineLvl w:val="7"/>
     </w:pPr>
     <w:rPr>
       <w:rFonts w:eastAsiaTheme="majorEastAsia" w:cstheme="majorBidi"/>
+      <w:bCs/>
       <w:i/>
       <w:iCs/>
       <w:color w:val="272727" w:themeColor="text1" w:themeTint="D8"/>
@@ -2033,17 +2212,19 @@
     <w:pPr>
       <w:keepNext/>
       <w:keepLines/>
+      <w:widowControl/>
+      <w:ind w:firstLine="567"/>
       <w:outlineLvl w:val="8"/>
     </w:pPr>
     <w:rPr>
       <w:rFonts w:eastAsiaTheme="majorEastAsia" w:cstheme="majorBidi"/>
+      <w:bCs/>
       <w:color w:val="272727" w:themeColor="text1" w:themeTint="D8"/>
     </w:rPr>
   </w:style>
   <w:style w:type="character" w:default="1" w:styleId="a1">
     <w:name w:val="Default Paragraph Font"/>
     <w:uiPriority w:val="1"/>
-    <w:semiHidden/>
     <w:unhideWhenUsed/>
   </w:style>
   <w:style w:type="table" w:default="1" w:styleId="a2">
@@ -2072,7 +2253,7 @@
     <w:basedOn w:val="a1"/>
     <w:link w:val="10"/>
     <w:uiPriority w:val="9"/>
-    <w:rsid w:val="00764FCE"/>
+    <w:rsid w:val="00261B0A"/>
     <w:rPr>
       <w:rFonts w:eastAsia="Lucida Sans Unicode"/>
       <w:b/>
@@ -2196,11 +2377,14 @@
     <w:qFormat/>
     <w:rsid w:val="00A7632F"/>
     <w:pPr>
+      <w:widowControl/>
       <w:spacing w:after="80"/>
+      <w:ind w:firstLine="567"/>
       <w:contextualSpacing/>
     </w:pPr>
     <w:rPr>
       <w:rFonts w:asciiTheme="majorHAnsi" w:eastAsiaTheme="majorEastAsia" w:hAnsiTheme="majorHAnsi" w:cstheme="majorBidi"/>
+      <w:bCs/>
       <w:spacing w:val="-10"/>
       <w:kern w:val="28"/>
       <w:sz w:val="56"/>
@@ -2230,6 +2414,7 @@
     <w:qFormat/>
     <w:rsid w:val="00A7632F"/>
     <w:pPr>
+      <w:widowControl/>
       <w:numPr>
         <w:ilvl w:val="1"/>
       </w:numPr>
@@ -2237,6 +2422,7 @@
     </w:pPr>
     <w:rPr>
       <w:rFonts w:eastAsiaTheme="majorEastAsia" w:cstheme="majorBidi"/>
+      <w:bCs/>
       <w:color w:val="595959" w:themeColor="text1" w:themeTint="A6"/>
       <w:spacing w:val="15"/>
     </w:rPr>
@@ -2264,10 +2450,13 @@
     <w:qFormat/>
     <w:rsid w:val="00A7632F"/>
     <w:pPr>
+      <w:widowControl/>
       <w:spacing w:before="160"/>
+      <w:ind w:firstLine="567"/>
       <w:jc w:val="center"/>
     </w:pPr>
     <w:rPr>
+      <w:bCs/>
       <w:i/>
       <w:iCs/>
       <w:color w:val="404040" w:themeColor="text1" w:themeTint="BF"/>
@@ -2292,9 +2481,13 @@
     <w:qFormat/>
     <w:rsid w:val="00A7632F"/>
     <w:pPr>
-      <w:ind w:left="720"/>
+      <w:widowControl/>
+      <w:ind w:left="720" w:firstLine="567"/>
       <w:contextualSpacing/>
     </w:pPr>
+    <w:rPr>
+      <w:bCs/>
+    </w:rPr>
   </w:style>
   <w:style w:type="character" w:styleId="a9">
     <w:name w:val="Intense Emphasis"/>
@@ -2317,15 +2510,17 @@
     <w:qFormat/>
     <w:rsid w:val="00A7632F"/>
     <w:pPr>
+      <w:widowControl/>
       <w:pBdr>
         <w:top w:val="single" w:sz="4" w:space="10" w:color="0F4761" w:themeColor="accent1" w:themeShade="BF"/>
         <w:bottom w:val="single" w:sz="4" w:space="10" w:color="0F4761" w:themeColor="accent1" w:themeShade="BF"/>
       </w:pBdr>
       <w:spacing w:before="360" w:after="360"/>
-      <w:ind w:left="864" w:right="864"/>
+      <w:ind w:left="864" w:right="864" w:firstLine="567"/>
       <w:jc w:val="center"/>
     </w:pPr>
     <w:rPr>
+      <w:bCs/>
       <w:i/>
       <w:iCs/>
       <w:color w:val="0F4761" w:themeColor="accent1" w:themeShade="BF"/>
@@ -2372,9 +2567,8 @@
     <w:basedOn w:val="a0"/>
     <w:link w:val="ae"/>
     <w:qFormat/>
-    <w:rsid w:val="00271E47"/>
+    <w:rsid w:val="00055311"/>
     <w:pPr>
-      <w:widowControl w:val="0"/>
       <w:pBdr>
         <w:top w:val="single" w:sz="4" w:space="1" w:color="auto"/>
         <w:left w:val="single" w:sz="4" w:space="4" w:color="auto"/>
@@ -2401,6 +2595,7 @@
     </w:pPr>
     <w:rPr>
       <w:rFonts w:ascii="Courier New" w:hAnsi="Courier New"/>
+      <w:bCs/>
       <w:lang w:val="en-US"/>
     </w:rPr>
   </w:style>
@@ -2408,7 +2603,7 @@
     <w:name w:val="Фрагмент кода Знак"/>
     <w:basedOn w:val="a1"/>
     <w:link w:val="ad"/>
-    <w:rsid w:val="00271E47"/>
+    <w:rsid w:val="00055311"/>
     <w:rPr>
       <w:rFonts w:ascii="Courier New" w:hAnsi="Courier New"/>
       <w:lang w:val="en-US"/>
@@ -2421,7 +2616,6 @@
     <w:rsid w:val="0018259A"/>
     <w:pPr>
       <w:keepNext/>
-      <w:widowControl w:val="0"/>
       <w:numPr>
         <w:numId w:val="6"/>
       </w:numPr>
@@ -2429,7 +2623,6 @@
     </w:pPr>
     <w:rPr>
       <w:b/>
-      <w:bCs w:val="0"/>
     </w:rPr>
   </w:style>
   <w:style w:type="paragraph" w:customStyle="1" w:styleId="2">
@@ -2439,12 +2632,14 @@
     <w:qFormat/>
     <w:rsid w:val="0018259A"/>
     <w:pPr>
-      <w:widowControl w:val="0"/>
       <w:numPr>
         <w:ilvl w:val="1"/>
         <w:numId w:val="6"/>
       </w:numPr>
     </w:pPr>
+    <w:rPr>
+      <w:bCs/>
+    </w:rPr>
   </w:style>
   <w:style w:type="character" w:customStyle="1" w:styleId="24">
     <w:name w:val="Основная нумерация 2 Знак"/>
@@ -2452,23 +2647,17 @@
     <w:link w:val="2"/>
     <w:rsid w:val="00E65989"/>
   </w:style>
-  <w:style w:type="paragraph" w:styleId="af">
-    <w:name w:val="No Spacing"/>
-    <w:uiPriority w:val="1"/>
-    <w:qFormat/>
-    <w:rsid w:val="000839DF"/>
+  <w:style w:type="table" w:styleId="af">
+    <w:name w:val="Table Grid"/>
+    <w:basedOn w:val="a2"/>
+    <w:uiPriority w:val="39"/>
+    <w:rsid w:val="006C3BE4"/>
     <w:pPr>
       <w:spacing w:after="0" w:line="240" w:lineRule="auto"/>
     </w:pPr>
-  </w:style>
-  <w:style w:type="table" w:styleId="af0">
-    <w:name w:val="Table Grid"/>
-    <w:basedOn w:val="a2"/>
-    <w:uiPriority w:val="39"/>
-    <w:rsid w:val="00F76727"/>
-    <w:pPr>
-      <w:spacing w:after="0" w:line="240" w:lineRule="auto"/>
-    </w:pPr>
+    <w:rPr>
+      <w:bCs w:val="0"/>
+    </w:rPr>
     <w:tblPr>
       <w:tblBorders>
         <w:top w:val="single" w:sz="4" w:space="0" w:color="auto"/>
@@ -2479,6 +2668,46 @@
         <w:insideV w:val="single" w:sz="4" w:space="0" w:color="auto"/>
       </w:tblBorders>
     </w:tblPr>
+  </w:style>
+  <w:style w:type="paragraph" w:styleId="af0">
+    <w:name w:val="Normal (Web)"/>
+    <w:basedOn w:val="a0"/>
+    <w:uiPriority w:val="99"/>
+    <w:semiHidden/>
+    <w:unhideWhenUsed/>
+    <w:rsid w:val="00D92B70"/>
+    <w:rPr>
+      <w:sz w:val="24"/>
+      <w:szCs w:val="24"/>
+    </w:rPr>
+  </w:style>
+  <w:style w:type="paragraph" w:styleId="HTML">
+    <w:name w:val="HTML Preformatted"/>
+    <w:basedOn w:val="a0"/>
+    <w:link w:val="HTML0"/>
+    <w:uiPriority w:val="99"/>
+    <w:semiHidden/>
+    <w:unhideWhenUsed/>
+    <w:rsid w:val="00A71686"/>
+    <w:rPr>
+      <w:rFonts w:ascii="Consolas" w:hAnsi="Consolas"/>
+      <w:sz w:val="20"/>
+      <w:szCs w:val="20"/>
+    </w:rPr>
+  </w:style>
+  <w:style w:type="character" w:customStyle="1" w:styleId="HTML0">
+    <w:name w:val="Стандартный HTML Знак"/>
+    <w:basedOn w:val="a1"/>
+    <w:link w:val="HTML"/>
+    <w:uiPriority w:val="99"/>
+    <w:semiHidden/>
+    <w:rsid w:val="00A71686"/>
+    <w:rPr>
+      <w:rFonts w:ascii="Consolas" w:hAnsi="Consolas"/>
+      <w:bCs w:val="0"/>
+      <w:sz w:val="20"/>
+      <w:szCs w:val="20"/>
+    </w:rPr>
   </w:style>
 </w:styles>
 </file>
